--- a/Check_List_PAVIA_LENA/Check_List_PAVIA_LENA_2026_06_09_GAS_CICLOTRONE.docx
+++ b/Check_List_PAVIA_LENA/Check_List_PAVIA_LENA_2026_06_09_GAS_CICLOTRONE.docx
@@ -45,8 +45,28 @@
     </w:p>
     <w:p>
       <w:pPr>
+        <w:jc w:val="both"/>
         <w:rPr>
           <w:rFonts w:ascii="Bodoni MT" w:hAnsi="Bodoni MT"/>
+          <w:sz w:val="22"/>
+          <w:szCs w:val="22"/>
+        </w:rPr>
+      </w:pPr>
+      <w:r>
+        <w:rPr>
+          <w:rFonts w:ascii="Bodoni MT" w:hAnsi="Bodoni MT"/>
+          <w:sz w:val="22"/>
+          <w:szCs w:val="22"/>
+        </w:rPr>
+        <w:t xml:space="preserve">Il presente verbale documenta le attività di verifica documentale e dello stato dei luoghi e degli impianti effettuate ai fini della presa in carico da parte del Concessionario. Le parti di seguito indicate danno atto della propria presenza alle operazioni di verifica. Le note, le osservazioni e le eventuali relazioni sono riportate nell’apposita sezione e il documento è sottoscritto dalle parti al termine della verifica.</w:t>
+      </w:r>
+    </w:p>
+    <w:p>
+      <w:pPr>
+        <w:rPr>
+          <w:rFonts w:ascii="Bodoni MT" w:hAnsi="Bodoni MT"/>
+          <w:sz w:val="12"/>
+          <w:szCs w:val="12"/>
         </w:rPr>
       </w:pPr>
     </w:p>
@@ -69,13 +89,16 @@
           <w:sz w:val="24"/>
           <w:szCs w:val="24"/>
         </w:rPr>
-        <w:t xml:space="preserve">PERSONE PRESENTI</w:t>
+        <w:t xml:space="preserve">PARTI PRESENTI</w:t>
       </w:r>
     </w:p>
     <w:p>
       <w:pPr>
+        <w:spacing w:before="80"/>
         <w:rPr>
           <w:rFonts w:ascii="Bodoni MT" w:hAnsi="Bodoni MT"/>
+          <w:b/>
+          <w:bCs/>
           <w:sz w:val="22"/>
           <w:szCs w:val="22"/>
         </w:rPr>
@@ -83,10 +106,12 @@
       <w:r>
         <w:rPr>
           <w:rFonts w:ascii="Bodoni MT" w:hAnsi="Bodoni MT"/>
+          <w:b/>
+          <w:bCs/>
           <w:sz w:val="22"/>
           <w:szCs w:val="22"/>
         </w:rPr>
-        <w:t xml:space="preserve">Elenco delle persone presenti al sopralluogo / presa in carico:</w:t>
+        <w:t xml:space="preserve">Concedente — L.E.N.A., Università degli Studi di Pavia</w:t>
       </w:r>
     </w:p>
     <w:tbl>
@@ -97,15 +122,17 @@
         <w:tblLook w:val="04A0" w:firstRow="1" w:lastRow="0" w:firstColumn="1" w:lastColumn="0" w:noHBand="0" w:noVBand="1"/>
       </w:tblPr>
       <w:tblGrid>
-        <w:gridCol w:w="2700"/>
-        <w:gridCol w:w="2300"/>
-        <w:gridCol w:w="2200"/>
-        <w:gridCol w:w="2434"/>
+        <w:gridCol w:w="3400"/>
+        <w:gridCol w:w="3000"/>
+        <w:gridCol w:w="3234"/>
       </w:tblGrid>
       <w:tr>
-        <w:tc>
-          <w:tcPr>
-            <w:tcW w:w="2700" w:type="dxa"/>
+        <w:trPr>
+          <w:tblHeader/>
+        </w:trPr>
+        <w:tc>
+          <w:tcPr>
+            <w:tcW w:w="3400" w:type="dxa"/>
             <w:shd w:val="clear" w:color="auto" w:fill="D9D9D9"/>
             <w:vAlign w:val="center"/>
           </w:tcPr>
@@ -129,7 +156,7 @@
         </w:tc>
         <w:tc>
           <w:tcPr>
-            <w:tcW w:w="2300" w:type="dxa"/>
+            <w:tcW w:w="3000" w:type="dxa"/>
             <w:shd w:val="clear" w:color="auto" w:fill="D9D9D9"/>
             <w:vAlign w:val="center"/>
           </w:tcPr>
@@ -153,31 +180,7 @@
         </w:tc>
         <w:tc>
           <w:tcPr>
-            <w:tcW w:w="2200" w:type="dxa"/>
-            <w:shd w:val="clear" w:color="auto" w:fill="D9D9D9"/>
-            <w:vAlign w:val="center"/>
-          </w:tcPr>
-          <w:p>
-            <w:pPr>
-              <w:rPr>
-                <w:rFonts w:ascii="Bodoni MT" w:hAnsi="Bodoni MT"/>
-                <w:b/>
-                <w:bCs/>
-              </w:rPr>
-            </w:pPr>
-            <w:r>
-              <w:rPr>
-                <w:rFonts w:ascii="Bodoni MT" w:hAnsi="Bodoni MT"/>
-                <w:b/>
-                <w:bCs/>
-              </w:rPr>
-              <w:t xml:space="preserve">Azienda / Ente</w:t>
-            </w:r>
-          </w:p>
-        </w:tc>
-        <w:tc>
-          <w:tcPr>
-            <w:tcW w:w="2434" w:type="dxa"/>
+            <w:tcW w:w="3234" w:type="dxa"/>
             <w:shd w:val="clear" w:color="auto" w:fill="D9D9D9"/>
             <w:vAlign w:val="center"/>
           </w:tcPr>
@@ -206,46 +209,33 @@
         </w:trPr>
         <w:tc>
           <w:tcPr>
-            <w:tcW w:w="2700" w:type="dxa"/>
-            <w:vAlign w:val="center"/>
-          </w:tcPr>
-          <w:p>
-            <w:pPr>
-              <w:rPr>
-                <w:rFonts w:ascii="Bodoni MT" w:hAnsi="Bodoni MT"/>
-              </w:rPr>
-            </w:pPr>
-          </w:p>
-        </w:tc>
-        <w:tc>
-          <w:tcPr>
-            <w:tcW w:w="2300" w:type="dxa"/>
-            <w:vAlign w:val="center"/>
-          </w:tcPr>
-          <w:p>
-            <w:pPr>
-              <w:rPr>
-                <w:rFonts w:ascii="Bodoni MT" w:hAnsi="Bodoni MT"/>
-              </w:rPr>
-            </w:pPr>
-          </w:p>
-        </w:tc>
-        <w:tc>
-          <w:tcPr>
-            <w:tcW w:w="2200" w:type="dxa"/>
-            <w:vAlign w:val="center"/>
-          </w:tcPr>
-          <w:p>
-            <w:pPr>
-              <w:rPr>
-                <w:rFonts w:ascii="Bodoni MT" w:hAnsi="Bodoni MT"/>
-              </w:rPr>
-            </w:pPr>
-          </w:p>
-        </w:tc>
-        <w:tc>
-          <w:tcPr>
-            <w:tcW w:w="2434" w:type="dxa"/>
+            <w:tcW w:w="3400" w:type="dxa"/>
+            <w:vAlign w:val="center"/>
+          </w:tcPr>
+          <w:p>
+            <w:pPr>
+              <w:rPr>
+                <w:rFonts w:ascii="Bodoni MT" w:hAnsi="Bodoni MT"/>
+              </w:rPr>
+            </w:pPr>
+          </w:p>
+        </w:tc>
+        <w:tc>
+          <w:tcPr>
+            <w:tcW w:w="3000" w:type="dxa"/>
+            <w:vAlign w:val="center"/>
+          </w:tcPr>
+          <w:p>
+            <w:pPr>
+              <w:rPr>
+                <w:rFonts w:ascii="Bodoni MT" w:hAnsi="Bodoni MT"/>
+              </w:rPr>
+            </w:pPr>
+          </w:p>
+        </w:tc>
+        <w:tc>
+          <w:tcPr>
+            <w:tcW w:w="3234" w:type="dxa"/>
             <w:vAlign w:val="center"/>
           </w:tcPr>
           <w:p>
@@ -263,46 +253,33 @@
         </w:trPr>
         <w:tc>
           <w:tcPr>
-            <w:tcW w:w="2700" w:type="dxa"/>
-            <w:vAlign w:val="center"/>
-          </w:tcPr>
-          <w:p>
-            <w:pPr>
-              <w:rPr>
-                <w:rFonts w:ascii="Bodoni MT" w:hAnsi="Bodoni MT"/>
-              </w:rPr>
-            </w:pPr>
-          </w:p>
-        </w:tc>
-        <w:tc>
-          <w:tcPr>
-            <w:tcW w:w="2300" w:type="dxa"/>
-            <w:vAlign w:val="center"/>
-          </w:tcPr>
-          <w:p>
-            <w:pPr>
-              <w:rPr>
-                <w:rFonts w:ascii="Bodoni MT" w:hAnsi="Bodoni MT"/>
-              </w:rPr>
-            </w:pPr>
-          </w:p>
-        </w:tc>
-        <w:tc>
-          <w:tcPr>
-            <w:tcW w:w="2200" w:type="dxa"/>
-            <w:vAlign w:val="center"/>
-          </w:tcPr>
-          <w:p>
-            <w:pPr>
-              <w:rPr>
-                <w:rFonts w:ascii="Bodoni MT" w:hAnsi="Bodoni MT"/>
-              </w:rPr>
-            </w:pPr>
-          </w:p>
-        </w:tc>
-        <w:tc>
-          <w:tcPr>
-            <w:tcW w:w="2434" w:type="dxa"/>
+            <w:tcW w:w="3400" w:type="dxa"/>
+            <w:vAlign w:val="center"/>
+          </w:tcPr>
+          <w:p>
+            <w:pPr>
+              <w:rPr>
+                <w:rFonts w:ascii="Bodoni MT" w:hAnsi="Bodoni MT"/>
+              </w:rPr>
+            </w:pPr>
+          </w:p>
+        </w:tc>
+        <w:tc>
+          <w:tcPr>
+            <w:tcW w:w="3000" w:type="dxa"/>
+            <w:vAlign w:val="center"/>
+          </w:tcPr>
+          <w:p>
+            <w:pPr>
+              <w:rPr>
+                <w:rFonts w:ascii="Bodoni MT" w:hAnsi="Bodoni MT"/>
+              </w:rPr>
+            </w:pPr>
+          </w:p>
+        </w:tc>
+        <w:tc>
+          <w:tcPr>
+            <w:tcW w:w="3234" w:type="dxa"/>
             <w:vAlign w:val="center"/>
           </w:tcPr>
           <w:p>
@@ -320,46 +297,33 @@
         </w:trPr>
         <w:tc>
           <w:tcPr>
-            <w:tcW w:w="2700" w:type="dxa"/>
-            <w:vAlign w:val="center"/>
-          </w:tcPr>
-          <w:p>
-            <w:pPr>
-              <w:rPr>
-                <w:rFonts w:ascii="Bodoni MT" w:hAnsi="Bodoni MT"/>
-              </w:rPr>
-            </w:pPr>
-          </w:p>
-        </w:tc>
-        <w:tc>
-          <w:tcPr>
-            <w:tcW w:w="2300" w:type="dxa"/>
-            <w:vAlign w:val="center"/>
-          </w:tcPr>
-          <w:p>
-            <w:pPr>
-              <w:rPr>
-                <w:rFonts w:ascii="Bodoni MT" w:hAnsi="Bodoni MT"/>
-              </w:rPr>
-            </w:pPr>
-          </w:p>
-        </w:tc>
-        <w:tc>
-          <w:tcPr>
-            <w:tcW w:w="2200" w:type="dxa"/>
-            <w:vAlign w:val="center"/>
-          </w:tcPr>
-          <w:p>
-            <w:pPr>
-              <w:rPr>
-                <w:rFonts w:ascii="Bodoni MT" w:hAnsi="Bodoni MT"/>
-              </w:rPr>
-            </w:pPr>
-          </w:p>
-        </w:tc>
-        <w:tc>
-          <w:tcPr>
-            <w:tcW w:w="2434" w:type="dxa"/>
+            <w:tcW w:w="3400" w:type="dxa"/>
+            <w:vAlign w:val="center"/>
+          </w:tcPr>
+          <w:p>
+            <w:pPr>
+              <w:rPr>
+                <w:rFonts w:ascii="Bodoni MT" w:hAnsi="Bodoni MT"/>
+              </w:rPr>
+            </w:pPr>
+          </w:p>
+        </w:tc>
+        <w:tc>
+          <w:tcPr>
+            <w:tcW w:w="3000" w:type="dxa"/>
+            <w:vAlign w:val="center"/>
+          </w:tcPr>
+          <w:p>
+            <w:pPr>
+              <w:rPr>
+                <w:rFonts w:ascii="Bodoni MT" w:hAnsi="Bodoni MT"/>
+              </w:rPr>
+            </w:pPr>
+          </w:p>
+        </w:tc>
+        <w:tc>
+          <w:tcPr>
+            <w:tcW w:w="3234" w:type="dxa"/>
             <w:vAlign w:val="center"/>
           </w:tcPr>
           <w:p>
@@ -377,46 +341,33 @@
         </w:trPr>
         <w:tc>
           <w:tcPr>
-            <w:tcW w:w="2700" w:type="dxa"/>
-            <w:vAlign w:val="center"/>
-          </w:tcPr>
-          <w:p>
-            <w:pPr>
-              <w:rPr>
-                <w:rFonts w:ascii="Bodoni MT" w:hAnsi="Bodoni MT"/>
-              </w:rPr>
-            </w:pPr>
-          </w:p>
-        </w:tc>
-        <w:tc>
-          <w:tcPr>
-            <w:tcW w:w="2300" w:type="dxa"/>
-            <w:vAlign w:val="center"/>
-          </w:tcPr>
-          <w:p>
-            <w:pPr>
-              <w:rPr>
-                <w:rFonts w:ascii="Bodoni MT" w:hAnsi="Bodoni MT"/>
-              </w:rPr>
-            </w:pPr>
-          </w:p>
-        </w:tc>
-        <w:tc>
-          <w:tcPr>
-            <w:tcW w:w="2200" w:type="dxa"/>
-            <w:vAlign w:val="center"/>
-          </w:tcPr>
-          <w:p>
-            <w:pPr>
-              <w:rPr>
-                <w:rFonts w:ascii="Bodoni MT" w:hAnsi="Bodoni MT"/>
-              </w:rPr>
-            </w:pPr>
-          </w:p>
-        </w:tc>
-        <w:tc>
-          <w:tcPr>
-            <w:tcW w:w="2434" w:type="dxa"/>
+            <w:tcW w:w="3400" w:type="dxa"/>
+            <w:vAlign w:val="center"/>
+          </w:tcPr>
+          <w:p>
+            <w:pPr>
+              <w:rPr>
+                <w:rFonts w:ascii="Bodoni MT" w:hAnsi="Bodoni MT"/>
+              </w:rPr>
+            </w:pPr>
+          </w:p>
+        </w:tc>
+        <w:tc>
+          <w:tcPr>
+            <w:tcW w:w="3000" w:type="dxa"/>
+            <w:vAlign w:val="center"/>
+          </w:tcPr>
+          <w:p>
+            <w:pPr>
+              <w:rPr>
+                <w:rFonts w:ascii="Bodoni MT" w:hAnsi="Bodoni MT"/>
+              </w:rPr>
+            </w:pPr>
+          </w:p>
+        </w:tc>
+        <w:tc>
+          <w:tcPr>
+            <w:tcW w:w="3234" w:type="dxa"/>
             <w:vAlign w:val="center"/>
           </w:tcPr>
           <w:p>
@@ -434,217 +385,33 @@
         </w:trPr>
         <w:tc>
           <w:tcPr>
-            <w:tcW w:w="2700" w:type="dxa"/>
-            <w:vAlign w:val="center"/>
-          </w:tcPr>
-          <w:p>
-            <w:pPr>
-              <w:rPr>
-                <w:rFonts w:ascii="Bodoni MT" w:hAnsi="Bodoni MT"/>
-              </w:rPr>
-            </w:pPr>
-          </w:p>
-        </w:tc>
-        <w:tc>
-          <w:tcPr>
-            <w:tcW w:w="2300" w:type="dxa"/>
-            <w:vAlign w:val="center"/>
-          </w:tcPr>
-          <w:p>
-            <w:pPr>
-              <w:rPr>
-                <w:rFonts w:ascii="Bodoni MT" w:hAnsi="Bodoni MT"/>
-              </w:rPr>
-            </w:pPr>
-          </w:p>
-        </w:tc>
-        <w:tc>
-          <w:tcPr>
-            <w:tcW w:w="2200" w:type="dxa"/>
-            <w:vAlign w:val="center"/>
-          </w:tcPr>
-          <w:p>
-            <w:pPr>
-              <w:rPr>
-                <w:rFonts w:ascii="Bodoni MT" w:hAnsi="Bodoni MT"/>
-              </w:rPr>
-            </w:pPr>
-          </w:p>
-        </w:tc>
-        <w:tc>
-          <w:tcPr>
-            <w:tcW w:w="2434" w:type="dxa"/>
-            <w:vAlign w:val="center"/>
-          </w:tcPr>
-          <w:p>
-            <w:pPr>
-              <w:rPr>
-                <w:rFonts w:ascii="Bodoni MT" w:hAnsi="Bodoni MT"/>
-              </w:rPr>
-            </w:pPr>
-          </w:p>
-        </w:tc>
-      </w:tr>
-      <w:tr>
-        <w:trPr>
-          <w:trHeight w:val="454" w:hRule="atLeast"/>
-        </w:trPr>
-        <w:tc>
-          <w:tcPr>
-            <w:tcW w:w="2700" w:type="dxa"/>
-            <w:vAlign w:val="center"/>
-          </w:tcPr>
-          <w:p>
-            <w:pPr>
-              <w:rPr>
-                <w:rFonts w:ascii="Bodoni MT" w:hAnsi="Bodoni MT"/>
-              </w:rPr>
-            </w:pPr>
-          </w:p>
-        </w:tc>
-        <w:tc>
-          <w:tcPr>
-            <w:tcW w:w="2300" w:type="dxa"/>
-            <w:vAlign w:val="center"/>
-          </w:tcPr>
-          <w:p>
-            <w:pPr>
-              <w:rPr>
-                <w:rFonts w:ascii="Bodoni MT" w:hAnsi="Bodoni MT"/>
-              </w:rPr>
-            </w:pPr>
-          </w:p>
-        </w:tc>
-        <w:tc>
-          <w:tcPr>
-            <w:tcW w:w="2200" w:type="dxa"/>
-            <w:vAlign w:val="center"/>
-          </w:tcPr>
-          <w:p>
-            <w:pPr>
-              <w:rPr>
-                <w:rFonts w:ascii="Bodoni MT" w:hAnsi="Bodoni MT"/>
-              </w:rPr>
-            </w:pPr>
-          </w:p>
-        </w:tc>
-        <w:tc>
-          <w:tcPr>
-            <w:tcW w:w="2434" w:type="dxa"/>
-            <w:vAlign w:val="center"/>
-          </w:tcPr>
-          <w:p>
-            <w:pPr>
-              <w:rPr>
-                <w:rFonts w:ascii="Bodoni MT" w:hAnsi="Bodoni MT"/>
-              </w:rPr>
-            </w:pPr>
-          </w:p>
-        </w:tc>
-      </w:tr>
-      <w:tr>
-        <w:trPr>
-          <w:trHeight w:val="454" w:hRule="atLeast"/>
-        </w:trPr>
-        <w:tc>
-          <w:tcPr>
-            <w:tcW w:w="2700" w:type="dxa"/>
-            <w:vAlign w:val="center"/>
-          </w:tcPr>
-          <w:p>
-            <w:pPr>
-              <w:rPr>
-                <w:rFonts w:ascii="Bodoni MT" w:hAnsi="Bodoni MT"/>
-              </w:rPr>
-            </w:pPr>
-          </w:p>
-        </w:tc>
-        <w:tc>
-          <w:tcPr>
-            <w:tcW w:w="2300" w:type="dxa"/>
-            <w:vAlign w:val="center"/>
-          </w:tcPr>
-          <w:p>
-            <w:pPr>
-              <w:rPr>
-                <w:rFonts w:ascii="Bodoni MT" w:hAnsi="Bodoni MT"/>
-              </w:rPr>
-            </w:pPr>
-          </w:p>
-        </w:tc>
-        <w:tc>
-          <w:tcPr>
-            <w:tcW w:w="2200" w:type="dxa"/>
-            <w:vAlign w:val="center"/>
-          </w:tcPr>
-          <w:p>
-            <w:pPr>
-              <w:rPr>
-                <w:rFonts w:ascii="Bodoni MT" w:hAnsi="Bodoni MT"/>
-              </w:rPr>
-            </w:pPr>
-          </w:p>
-        </w:tc>
-        <w:tc>
-          <w:tcPr>
-            <w:tcW w:w="2434" w:type="dxa"/>
-            <w:vAlign w:val="center"/>
-          </w:tcPr>
-          <w:p>
-            <w:pPr>
-              <w:rPr>
-                <w:rFonts w:ascii="Bodoni MT" w:hAnsi="Bodoni MT"/>
-              </w:rPr>
-            </w:pPr>
-          </w:p>
-        </w:tc>
-      </w:tr>
-      <w:tr>
-        <w:trPr>
-          <w:trHeight w:val="454" w:hRule="atLeast"/>
-        </w:trPr>
-        <w:tc>
-          <w:tcPr>
-            <w:tcW w:w="2700" w:type="dxa"/>
-            <w:vAlign w:val="center"/>
-          </w:tcPr>
-          <w:p>
-            <w:pPr>
-              <w:rPr>
-                <w:rFonts w:ascii="Bodoni MT" w:hAnsi="Bodoni MT"/>
-              </w:rPr>
-            </w:pPr>
-          </w:p>
-        </w:tc>
-        <w:tc>
-          <w:tcPr>
-            <w:tcW w:w="2300" w:type="dxa"/>
-            <w:vAlign w:val="center"/>
-          </w:tcPr>
-          <w:p>
-            <w:pPr>
-              <w:rPr>
-                <w:rFonts w:ascii="Bodoni MT" w:hAnsi="Bodoni MT"/>
-              </w:rPr>
-            </w:pPr>
-          </w:p>
-        </w:tc>
-        <w:tc>
-          <w:tcPr>
-            <w:tcW w:w="2200" w:type="dxa"/>
-            <w:vAlign w:val="center"/>
-          </w:tcPr>
-          <w:p>
-            <w:pPr>
-              <w:rPr>
-                <w:rFonts w:ascii="Bodoni MT" w:hAnsi="Bodoni MT"/>
-              </w:rPr>
-            </w:pPr>
-          </w:p>
-        </w:tc>
-        <w:tc>
-          <w:tcPr>
-            <w:tcW w:w="2434" w:type="dxa"/>
+            <w:tcW w:w="3400" w:type="dxa"/>
+            <w:vAlign w:val="center"/>
+          </w:tcPr>
+          <w:p>
+            <w:pPr>
+              <w:rPr>
+                <w:rFonts w:ascii="Bodoni MT" w:hAnsi="Bodoni MT"/>
+              </w:rPr>
+            </w:pPr>
+          </w:p>
+        </w:tc>
+        <w:tc>
+          <w:tcPr>
+            <w:tcW w:w="3000" w:type="dxa"/>
+            <w:vAlign w:val="center"/>
+          </w:tcPr>
+          <w:p>
+            <w:pPr>
+              <w:rPr>
+                <w:rFonts w:ascii="Bodoni MT" w:hAnsi="Bodoni MT"/>
+              </w:rPr>
+            </w:pPr>
+          </w:p>
+        </w:tc>
+        <w:tc>
+          <w:tcPr>
+            <w:tcW w:w="3234" w:type="dxa"/>
             <w:vAlign w:val="center"/>
           </w:tcPr>
           <w:p>
@@ -659,37 +426,11 @@
     </w:tbl>
     <w:p>
       <w:pPr>
+        <w:spacing w:before="160"/>
         <w:rPr>
           <w:rFonts w:ascii="Bodoni MT" w:hAnsi="Bodoni MT"/>
-        </w:rPr>
-      </w:pPr>
-    </w:p>
-    <w:p>
-      <w:pPr>
-        <w:pStyle w:val="Titolo1"/>
-        <w:rPr>
-          <w:rFonts w:ascii="Bodoni MT" w:hAnsi="Bodoni MT"/>
-          <w:i/>
-          <w:iCs/>
-          <w:sz w:val="24"/>
-          <w:szCs w:val="24"/>
-        </w:rPr>
-      </w:pPr>
-      <w:r>
-        <w:rPr>
-          <w:rFonts w:ascii="Bodoni MT" w:hAnsi="Bodoni MT"/>
-          <w:i/>
-          <w:iCs/>
-          <w:sz w:val="24"/>
-          <w:szCs w:val="24"/>
-        </w:rPr>
-        <w:t xml:space="preserve">PRESENZE, DATA E FIRMA</w:t>
-      </w:r>
-    </w:p>
-    <w:p>
-      <w:pPr>
-        <w:rPr>
-          <w:rFonts w:ascii="Bodoni MT" w:hAnsi="Bodoni MT"/>
+          <w:b/>
+          <w:bCs/>
           <w:sz w:val="22"/>
           <w:szCs w:val="22"/>
         </w:rPr>
@@ -697,10 +438,12 @@
       <w:r>
         <w:rPr>
           <w:rFonts w:ascii="Bodoni MT" w:hAnsi="Bodoni MT"/>
+          <w:b/>
+          <w:bCs/>
           <w:sz w:val="22"/>
           <w:szCs w:val="22"/>
         </w:rPr>
-        <w:t xml:space="preserve">Le persone sopra indicate confermano la propria presenza apponendo data e firma:</w:t>
+        <w:t xml:space="preserve">Concessionario — ITEL S.r.l.</w:t>
       </w:r>
     </w:p>
     <w:tbl>
@@ -711,15 +454,17 @@
         <w:tblLook w:val="04A0" w:firstRow="1" w:lastRow="0" w:firstColumn="1" w:lastColumn="0" w:noHBand="0" w:noVBand="1"/>
       </w:tblPr>
       <w:tblGrid>
-        <w:gridCol w:w="3100"/>
-        <w:gridCol w:w="2534"/>
-        <w:gridCol w:w="1500"/>
-        <w:gridCol w:w="2500"/>
+        <w:gridCol w:w="3400"/>
+        <w:gridCol w:w="3000"/>
+        <w:gridCol w:w="3234"/>
       </w:tblGrid>
       <w:tr>
-        <w:tc>
-          <w:tcPr>
-            <w:tcW w:w="3100" w:type="dxa"/>
+        <w:trPr>
+          <w:tblHeader/>
+        </w:trPr>
+        <w:tc>
+          <w:tcPr>
+            <w:tcW w:w="3400" w:type="dxa"/>
             <w:shd w:val="clear" w:color="auto" w:fill="D9D9D9"/>
             <w:vAlign w:val="center"/>
           </w:tcPr>
@@ -743,7 +488,7 @@
         </w:tc>
         <w:tc>
           <w:tcPr>
-            <w:tcW w:w="2534" w:type="dxa"/>
+            <w:tcW w:w="3000" w:type="dxa"/>
             <w:shd w:val="clear" w:color="auto" w:fill="D9D9D9"/>
             <w:vAlign w:val="center"/>
           </w:tcPr>
@@ -761,13 +506,13 @@
                 <w:b/>
                 <w:bCs/>
               </w:rPr>
-              <w:t xml:space="preserve">Azienda / Ente</w:t>
-            </w:r>
-          </w:p>
-        </w:tc>
-        <w:tc>
-          <w:tcPr>
-            <w:tcW w:w="1500" w:type="dxa"/>
+              <w:t xml:space="preserve">Ruolo / Funzione</w:t>
+            </w:r>
+          </w:p>
+        </w:tc>
+        <w:tc>
+          <w:tcPr>
+            <w:tcW w:w="3234" w:type="dxa"/>
             <w:shd w:val="clear" w:color="auto" w:fill="D9D9D9"/>
             <w:vAlign w:val="center"/>
           </w:tcPr>
@@ -785,81 +530,44 @@
                 <w:b/>
                 <w:bCs/>
               </w:rPr>
-              <w:t xml:space="preserve">Data</w:t>
-            </w:r>
-          </w:p>
-        </w:tc>
-        <w:tc>
-          <w:tcPr>
-            <w:tcW w:w="2500" w:type="dxa"/>
-            <w:shd w:val="clear" w:color="auto" w:fill="D9D9D9"/>
-            <w:vAlign w:val="center"/>
-          </w:tcPr>
-          <w:p>
-            <w:pPr>
-              <w:rPr>
-                <w:rFonts w:ascii="Bodoni MT" w:hAnsi="Bodoni MT"/>
-                <w:b/>
-                <w:bCs/>
-              </w:rPr>
-            </w:pPr>
-            <w:r>
-              <w:rPr>
-                <w:rFonts w:ascii="Bodoni MT" w:hAnsi="Bodoni MT"/>
-                <w:b/>
-                <w:bCs/>
-              </w:rPr>
-              <w:t xml:space="preserve">Firma</w:t>
+              <w:t xml:space="preserve">Recapito (tel. / e-mail)</w:t>
             </w:r>
           </w:p>
         </w:tc>
       </w:tr>
       <w:tr>
         <w:trPr>
-          <w:trHeight w:val="624" w:hRule="atLeast"/>
+          <w:trHeight w:val="454" w:hRule="atLeast"/>
         </w:trPr>
         <w:tc>
           <w:tcPr>
-            <w:tcW w:w="3100" w:type="dxa"/>
-            <w:vAlign w:val="center"/>
-          </w:tcPr>
-          <w:p>
-            <w:pPr>
-              <w:rPr>
-                <w:rFonts w:ascii="Bodoni MT" w:hAnsi="Bodoni MT"/>
-              </w:rPr>
-            </w:pPr>
-          </w:p>
-        </w:tc>
-        <w:tc>
-          <w:tcPr>
-            <w:tcW w:w="2534" w:type="dxa"/>
-            <w:vAlign w:val="center"/>
-          </w:tcPr>
-          <w:p>
-            <w:pPr>
-              <w:rPr>
-                <w:rFonts w:ascii="Bodoni MT" w:hAnsi="Bodoni MT"/>
-              </w:rPr>
-            </w:pPr>
-          </w:p>
-        </w:tc>
-        <w:tc>
-          <w:tcPr>
-            <w:tcW w:w="1500" w:type="dxa"/>
-            <w:vAlign w:val="center"/>
-          </w:tcPr>
-          <w:p>
-            <w:pPr>
-              <w:rPr>
-                <w:rFonts w:ascii="Bodoni MT" w:hAnsi="Bodoni MT"/>
-              </w:rPr>
-            </w:pPr>
-          </w:p>
-        </w:tc>
-        <w:tc>
-          <w:tcPr>
-            <w:tcW w:w="2500" w:type="dxa"/>
+            <w:tcW w:w="3400" w:type="dxa"/>
+            <w:vAlign w:val="center"/>
+          </w:tcPr>
+          <w:p>
+            <w:pPr>
+              <w:rPr>
+                <w:rFonts w:ascii="Bodoni MT" w:hAnsi="Bodoni MT"/>
+              </w:rPr>
+            </w:pPr>
+          </w:p>
+        </w:tc>
+        <w:tc>
+          <w:tcPr>
+            <w:tcW w:w="3000" w:type="dxa"/>
+            <w:vAlign w:val="center"/>
+          </w:tcPr>
+          <w:p>
+            <w:pPr>
+              <w:rPr>
+                <w:rFonts w:ascii="Bodoni MT" w:hAnsi="Bodoni MT"/>
+              </w:rPr>
+            </w:pPr>
+          </w:p>
+        </w:tc>
+        <w:tc>
+          <w:tcPr>
+            <w:tcW w:w="3234" w:type="dxa"/>
             <w:vAlign w:val="center"/>
           </w:tcPr>
           <w:p>
@@ -873,50 +581,37 @@
       </w:tr>
       <w:tr>
         <w:trPr>
-          <w:trHeight w:val="624" w:hRule="atLeast"/>
+          <w:trHeight w:val="454" w:hRule="atLeast"/>
         </w:trPr>
         <w:tc>
           <w:tcPr>
-            <w:tcW w:w="3100" w:type="dxa"/>
-            <w:vAlign w:val="center"/>
-          </w:tcPr>
-          <w:p>
-            <w:pPr>
-              <w:rPr>
-                <w:rFonts w:ascii="Bodoni MT" w:hAnsi="Bodoni MT"/>
-              </w:rPr>
-            </w:pPr>
-          </w:p>
-        </w:tc>
-        <w:tc>
-          <w:tcPr>
-            <w:tcW w:w="2534" w:type="dxa"/>
-            <w:vAlign w:val="center"/>
-          </w:tcPr>
-          <w:p>
-            <w:pPr>
-              <w:rPr>
-                <w:rFonts w:ascii="Bodoni MT" w:hAnsi="Bodoni MT"/>
-              </w:rPr>
-            </w:pPr>
-          </w:p>
-        </w:tc>
-        <w:tc>
-          <w:tcPr>
-            <w:tcW w:w="1500" w:type="dxa"/>
-            <w:vAlign w:val="center"/>
-          </w:tcPr>
-          <w:p>
-            <w:pPr>
-              <w:rPr>
-                <w:rFonts w:ascii="Bodoni MT" w:hAnsi="Bodoni MT"/>
-              </w:rPr>
-            </w:pPr>
-          </w:p>
-        </w:tc>
-        <w:tc>
-          <w:tcPr>
-            <w:tcW w:w="2500" w:type="dxa"/>
+            <w:tcW w:w="3400" w:type="dxa"/>
+            <w:vAlign w:val="center"/>
+          </w:tcPr>
+          <w:p>
+            <w:pPr>
+              <w:rPr>
+                <w:rFonts w:ascii="Bodoni MT" w:hAnsi="Bodoni MT"/>
+              </w:rPr>
+            </w:pPr>
+          </w:p>
+        </w:tc>
+        <w:tc>
+          <w:tcPr>
+            <w:tcW w:w="3000" w:type="dxa"/>
+            <w:vAlign w:val="center"/>
+          </w:tcPr>
+          <w:p>
+            <w:pPr>
+              <w:rPr>
+                <w:rFonts w:ascii="Bodoni MT" w:hAnsi="Bodoni MT"/>
+              </w:rPr>
+            </w:pPr>
+          </w:p>
+        </w:tc>
+        <w:tc>
+          <w:tcPr>
+            <w:tcW w:w="3234" w:type="dxa"/>
             <w:vAlign w:val="center"/>
           </w:tcPr>
           <w:p>
@@ -930,50 +625,37 @@
       </w:tr>
       <w:tr>
         <w:trPr>
-          <w:trHeight w:val="624" w:hRule="atLeast"/>
+          <w:trHeight w:val="454" w:hRule="atLeast"/>
         </w:trPr>
         <w:tc>
           <w:tcPr>
-            <w:tcW w:w="3100" w:type="dxa"/>
-            <w:vAlign w:val="center"/>
-          </w:tcPr>
-          <w:p>
-            <w:pPr>
-              <w:rPr>
-                <w:rFonts w:ascii="Bodoni MT" w:hAnsi="Bodoni MT"/>
-              </w:rPr>
-            </w:pPr>
-          </w:p>
-        </w:tc>
-        <w:tc>
-          <w:tcPr>
-            <w:tcW w:w="2534" w:type="dxa"/>
-            <w:vAlign w:val="center"/>
-          </w:tcPr>
-          <w:p>
-            <w:pPr>
-              <w:rPr>
-                <w:rFonts w:ascii="Bodoni MT" w:hAnsi="Bodoni MT"/>
-              </w:rPr>
-            </w:pPr>
-          </w:p>
-        </w:tc>
-        <w:tc>
-          <w:tcPr>
-            <w:tcW w:w="1500" w:type="dxa"/>
-            <w:vAlign w:val="center"/>
-          </w:tcPr>
-          <w:p>
-            <w:pPr>
-              <w:rPr>
-                <w:rFonts w:ascii="Bodoni MT" w:hAnsi="Bodoni MT"/>
-              </w:rPr>
-            </w:pPr>
-          </w:p>
-        </w:tc>
-        <w:tc>
-          <w:tcPr>
-            <w:tcW w:w="2500" w:type="dxa"/>
+            <w:tcW w:w="3400" w:type="dxa"/>
+            <w:vAlign w:val="center"/>
+          </w:tcPr>
+          <w:p>
+            <w:pPr>
+              <w:rPr>
+                <w:rFonts w:ascii="Bodoni MT" w:hAnsi="Bodoni MT"/>
+              </w:rPr>
+            </w:pPr>
+          </w:p>
+        </w:tc>
+        <w:tc>
+          <w:tcPr>
+            <w:tcW w:w="3000" w:type="dxa"/>
+            <w:vAlign w:val="center"/>
+          </w:tcPr>
+          <w:p>
+            <w:pPr>
+              <w:rPr>
+                <w:rFonts w:ascii="Bodoni MT" w:hAnsi="Bodoni MT"/>
+              </w:rPr>
+            </w:pPr>
+          </w:p>
+        </w:tc>
+        <w:tc>
+          <w:tcPr>
+            <w:tcW w:w="3234" w:type="dxa"/>
             <w:vAlign w:val="center"/>
           </w:tcPr>
           <w:p>
@@ -987,50 +669,37 @@
       </w:tr>
       <w:tr>
         <w:trPr>
-          <w:trHeight w:val="624" w:hRule="atLeast"/>
+          <w:trHeight w:val="454" w:hRule="atLeast"/>
         </w:trPr>
         <w:tc>
           <w:tcPr>
-            <w:tcW w:w="3100" w:type="dxa"/>
-            <w:vAlign w:val="center"/>
-          </w:tcPr>
-          <w:p>
-            <w:pPr>
-              <w:rPr>
-                <w:rFonts w:ascii="Bodoni MT" w:hAnsi="Bodoni MT"/>
-              </w:rPr>
-            </w:pPr>
-          </w:p>
-        </w:tc>
-        <w:tc>
-          <w:tcPr>
-            <w:tcW w:w="2534" w:type="dxa"/>
-            <w:vAlign w:val="center"/>
-          </w:tcPr>
-          <w:p>
-            <w:pPr>
-              <w:rPr>
-                <w:rFonts w:ascii="Bodoni MT" w:hAnsi="Bodoni MT"/>
-              </w:rPr>
-            </w:pPr>
-          </w:p>
-        </w:tc>
-        <w:tc>
-          <w:tcPr>
-            <w:tcW w:w="1500" w:type="dxa"/>
-            <w:vAlign w:val="center"/>
-          </w:tcPr>
-          <w:p>
-            <w:pPr>
-              <w:rPr>
-                <w:rFonts w:ascii="Bodoni MT" w:hAnsi="Bodoni MT"/>
-              </w:rPr>
-            </w:pPr>
-          </w:p>
-        </w:tc>
-        <w:tc>
-          <w:tcPr>
-            <w:tcW w:w="2500" w:type="dxa"/>
+            <w:tcW w:w="3400" w:type="dxa"/>
+            <w:vAlign w:val="center"/>
+          </w:tcPr>
+          <w:p>
+            <w:pPr>
+              <w:rPr>
+                <w:rFonts w:ascii="Bodoni MT" w:hAnsi="Bodoni MT"/>
+              </w:rPr>
+            </w:pPr>
+          </w:p>
+        </w:tc>
+        <w:tc>
+          <w:tcPr>
+            <w:tcW w:w="3000" w:type="dxa"/>
+            <w:vAlign w:val="center"/>
+          </w:tcPr>
+          <w:p>
+            <w:pPr>
+              <w:rPr>
+                <w:rFonts w:ascii="Bodoni MT" w:hAnsi="Bodoni MT"/>
+              </w:rPr>
+            </w:pPr>
+          </w:p>
+        </w:tc>
+        <w:tc>
+          <w:tcPr>
+            <w:tcW w:w="3234" w:type="dxa"/>
             <w:vAlign w:val="center"/>
           </w:tcPr>
           <w:p>
@@ -1044,221 +713,37 @@
       </w:tr>
       <w:tr>
         <w:trPr>
-          <w:trHeight w:val="624" w:hRule="atLeast"/>
+          <w:trHeight w:val="454" w:hRule="atLeast"/>
         </w:trPr>
         <w:tc>
           <w:tcPr>
-            <w:tcW w:w="3100" w:type="dxa"/>
-            <w:vAlign w:val="center"/>
-          </w:tcPr>
-          <w:p>
-            <w:pPr>
-              <w:rPr>
-                <w:rFonts w:ascii="Bodoni MT" w:hAnsi="Bodoni MT"/>
-              </w:rPr>
-            </w:pPr>
-          </w:p>
-        </w:tc>
-        <w:tc>
-          <w:tcPr>
-            <w:tcW w:w="2534" w:type="dxa"/>
-            <w:vAlign w:val="center"/>
-          </w:tcPr>
-          <w:p>
-            <w:pPr>
-              <w:rPr>
-                <w:rFonts w:ascii="Bodoni MT" w:hAnsi="Bodoni MT"/>
-              </w:rPr>
-            </w:pPr>
-          </w:p>
-        </w:tc>
-        <w:tc>
-          <w:tcPr>
-            <w:tcW w:w="1500" w:type="dxa"/>
-            <w:vAlign w:val="center"/>
-          </w:tcPr>
-          <w:p>
-            <w:pPr>
-              <w:rPr>
-                <w:rFonts w:ascii="Bodoni MT" w:hAnsi="Bodoni MT"/>
-              </w:rPr>
-            </w:pPr>
-          </w:p>
-        </w:tc>
-        <w:tc>
-          <w:tcPr>
-            <w:tcW w:w="2500" w:type="dxa"/>
-            <w:vAlign w:val="center"/>
-          </w:tcPr>
-          <w:p>
-            <w:pPr>
-              <w:rPr>
-                <w:rFonts w:ascii="Bodoni MT" w:hAnsi="Bodoni MT"/>
-              </w:rPr>
-            </w:pPr>
-          </w:p>
-        </w:tc>
-      </w:tr>
-      <w:tr>
-        <w:trPr>
-          <w:trHeight w:val="624" w:hRule="atLeast"/>
-        </w:trPr>
-        <w:tc>
-          <w:tcPr>
-            <w:tcW w:w="3100" w:type="dxa"/>
-            <w:vAlign w:val="center"/>
-          </w:tcPr>
-          <w:p>
-            <w:pPr>
-              <w:rPr>
-                <w:rFonts w:ascii="Bodoni MT" w:hAnsi="Bodoni MT"/>
-              </w:rPr>
-            </w:pPr>
-          </w:p>
-        </w:tc>
-        <w:tc>
-          <w:tcPr>
-            <w:tcW w:w="2534" w:type="dxa"/>
-            <w:vAlign w:val="center"/>
-          </w:tcPr>
-          <w:p>
-            <w:pPr>
-              <w:rPr>
-                <w:rFonts w:ascii="Bodoni MT" w:hAnsi="Bodoni MT"/>
-              </w:rPr>
-            </w:pPr>
-          </w:p>
-        </w:tc>
-        <w:tc>
-          <w:tcPr>
-            <w:tcW w:w="1500" w:type="dxa"/>
-            <w:vAlign w:val="center"/>
-          </w:tcPr>
-          <w:p>
-            <w:pPr>
-              <w:rPr>
-                <w:rFonts w:ascii="Bodoni MT" w:hAnsi="Bodoni MT"/>
-              </w:rPr>
-            </w:pPr>
-          </w:p>
-        </w:tc>
-        <w:tc>
-          <w:tcPr>
-            <w:tcW w:w="2500" w:type="dxa"/>
-            <w:vAlign w:val="center"/>
-          </w:tcPr>
-          <w:p>
-            <w:pPr>
-              <w:rPr>
-                <w:rFonts w:ascii="Bodoni MT" w:hAnsi="Bodoni MT"/>
-              </w:rPr>
-            </w:pPr>
-          </w:p>
-        </w:tc>
-      </w:tr>
-      <w:tr>
-        <w:trPr>
-          <w:trHeight w:val="624" w:hRule="atLeast"/>
-        </w:trPr>
-        <w:tc>
-          <w:tcPr>
-            <w:tcW w:w="3100" w:type="dxa"/>
-            <w:vAlign w:val="center"/>
-          </w:tcPr>
-          <w:p>
-            <w:pPr>
-              <w:rPr>
-                <w:rFonts w:ascii="Bodoni MT" w:hAnsi="Bodoni MT"/>
-              </w:rPr>
-            </w:pPr>
-          </w:p>
-        </w:tc>
-        <w:tc>
-          <w:tcPr>
-            <w:tcW w:w="2534" w:type="dxa"/>
-            <w:vAlign w:val="center"/>
-          </w:tcPr>
-          <w:p>
-            <w:pPr>
-              <w:rPr>
-                <w:rFonts w:ascii="Bodoni MT" w:hAnsi="Bodoni MT"/>
-              </w:rPr>
-            </w:pPr>
-          </w:p>
-        </w:tc>
-        <w:tc>
-          <w:tcPr>
-            <w:tcW w:w="1500" w:type="dxa"/>
-            <w:vAlign w:val="center"/>
-          </w:tcPr>
-          <w:p>
-            <w:pPr>
-              <w:rPr>
-                <w:rFonts w:ascii="Bodoni MT" w:hAnsi="Bodoni MT"/>
-              </w:rPr>
-            </w:pPr>
-          </w:p>
-        </w:tc>
-        <w:tc>
-          <w:tcPr>
-            <w:tcW w:w="2500" w:type="dxa"/>
-            <w:vAlign w:val="center"/>
-          </w:tcPr>
-          <w:p>
-            <w:pPr>
-              <w:rPr>
-                <w:rFonts w:ascii="Bodoni MT" w:hAnsi="Bodoni MT"/>
-              </w:rPr>
-            </w:pPr>
-          </w:p>
-        </w:tc>
-      </w:tr>
-      <w:tr>
-        <w:trPr>
-          <w:trHeight w:val="624" w:hRule="atLeast"/>
-        </w:trPr>
-        <w:tc>
-          <w:tcPr>
-            <w:tcW w:w="3100" w:type="dxa"/>
-            <w:vAlign w:val="center"/>
-          </w:tcPr>
-          <w:p>
-            <w:pPr>
-              <w:rPr>
-                <w:rFonts w:ascii="Bodoni MT" w:hAnsi="Bodoni MT"/>
-              </w:rPr>
-            </w:pPr>
-          </w:p>
-        </w:tc>
-        <w:tc>
-          <w:tcPr>
-            <w:tcW w:w="2534" w:type="dxa"/>
-            <w:vAlign w:val="center"/>
-          </w:tcPr>
-          <w:p>
-            <w:pPr>
-              <w:rPr>
-                <w:rFonts w:ascii="Bodoni MT" w:hAnsi="Bodoni MT"/>
-              </w:rPr>
-            </w:pPr>
-          </w:p>
-        </w:tc>
-        <w:tc>
-          <w:tcPr>
-            <w:tcW w:w="1500" w:type="dxa"/>
-            <w:vAlign w:val="center"/>
-          </w:tcPr>
-          <w:p>
-            <w:pPr>
-              <w:rPr>
-                <w:rFonts w:ascii="Bodoni MT" w:hAnsi="Bodoni MT"/>
-              </w:rPr>
-            </w:pPr>
-          </w:p>
-        </w:tc>
-        <w:tc>
-          <w:tcPr>
-            <w:tcW w:w="2500" w:type="dxa"/>
+            <w:tcW w:w="3400" w:type="dxa"/>
+            <w:vAlign w:val="center"/>
+          </w:tcPr>
+          <w:p>
+            <w:pPr>
+              <w:rPr>
+                <w:rFonts w:ascii="Bodoni MT" w:hAnsi="Bodoni MT"/>
+              </w:rPr>
+            </w:pPr>
+          </w:p>
+        </w:tc>
+        <w:tc>
+          <w:tcPr>
+            <w:tcW w:w="3000" w:type="dxa"/>
+            <w:vAlign w:val="center"/>
+          </w:tcPr>
+          <w:p>
+            <w:pPr>
+              <w:rPr>
+                <w:rFonts w:ascii="Bodoni MT" w:hAnsi="Bodoni MT"/>
+              </w:rPr>
+            </w:pPr>
+          </w:p>
+        </w:tc>
+        <w:tc>
+          <w:tcPr>
+            <w:tcW w:w="3234" w:type="dxa"/>
             <w:vAlign w:val="center"/>
           </w:tcPr>
           <w:p>
@@ -16440,6 +15925,838 @@
         </w:rPr>
       </w:pPr>
     </w:p>
+    <w:p>
+      <w:r>
+        <w:br w:type="page"/>
+      </w:r>
+    </w:p>
+    <w:p>
+      <w:pPr>
+        <w:pStyle w:val="Titolo1"/>
+        <w:rPr>
+          <w:rFonts w:ascii="Bodoni MT" w:hAnsi="Bodoni MT"/>
+          <w:i/>
+          <w:iCs/>
+          <w:sz w:val="24"/>
+          <w:szCs w:val="24"/>
+        </w:rPr>
+      </w:pPr>
+      <w:r>
+        <w:rPr>
+          <w:rFonts w:ascii="Bodoni MT" w:hAnsi="Bodoni MT"/>
+          <w:i/>
+          <w:iCs/>
+          <w:sz w:val="24"/>
+          <w:szCs w:val="24"/>
+        </w:rPr>
+        <w:t xml:space="preserve">NOTE E RELAZIONI</w:t>
+      </w:r>
+    </w:p>
+    <w:p>
+      <w:pPr>
+        <w:rPr>
+          <w:rFonts w:ascii="Bodoni MT" w:hAnsi="Bodoni MT"/>
+          <w:i/>
+          <w:iCs/>
+          <w:sz w:val="22"/>
+          <w:szCs w:val="22"/>
+        </w:rPr>
+      </w:pPr>
+      <w:r>
+        <w:rPr>
+          <w:rFonts w:ascii="Bodoni MT" w:hAnsi="Bodoni MT"/>
+          <w:i/>
+          <w:iCs/>
+          <w:sz w:val="22"/>
+          <w:szCs w:val="22"/>
+        </w:rPr>
+        <w:t xml:space="preserve">Note, osservazioni ed eventuali relazioni redatte a seguito della verifica e prima della sottoscrizione:</w:t>
+      </w:r>
+    </w:p>
+    <w:tbl>
+      <w:tblPr>
+        <w:tblStyle w:val="Grigliatabella"/>
+        <w:tblW w:w="9634" w:type="dxa"/>
+        <w:tblLayout w:type="fixed"/>
+        <w:tblLook w:val="04A0" w:firstRow="0" w:lastRow="0" w:firstColumn="0" w:lastColumn="0" w:noHBand="0" w:noVBand="1"/>
+      </w:tblPr>
+      <w:tblGrid>
+        <w:gridCol w:w="9634"/>
+      </w:tblGrid>
+      <w:tr>
+        <w:trPr>
+          <w:trHeight w:val="3600" w:hRule="atLeast"/>
+        </w:trPr>
+        <w:tc>
+          <w:tcPr>
+            <w:tcW w:w="9634" w:type="dxa"/>
+            <w:vAlign w:val="center"/>
+          </w:tcPr>
+          <w:p>
+            <w:pPr>
+              <w:rPr>
+                <w:rFonts w:ascii="Bodoni MT" w:hAnsi="Bodoni MT"/>
+              </w:rPr>
+            </w:pPr>
+          </w:p>
+        </w:tc>
+      </w:tr>
+    </w:tbl>
+    <w:p>
+      <w:pPr>
+        <w:pStyle w:val="Titolo1"/>
+        <w:rPr>
+          <w:rFonts w:ascii="Bodoni MT" w:hAnsi="Bodoni MT"/>
+          <w:i/>
+          <w:iCs/>
+          <w:sz w:val="24"/>
+          <w:szCs w:val="24"/>
+        </w:rPr>
+      </w:pPr>
+      <w:r>
+        <w:rPr>
+          <w:rFonts w:ascii="Bodoni MT" w:hAnsi="Bodoni MT"/>
+          <w:i/>
+          <w:iCs/>
+          <w:sz w:val="24"/>
+          <w:szCs w:val="24"/>
+        </w:rPr>
+        <w:t xml:space="preserve">VERBALE DI PRESENZA, DATA E FIRMA</w:t>
+      </w:r>
+    </w:p>
+    <w:p>
+      <w:pPr>
+        <w:rPr>
+          <w:rFonts w:ascii="Bodoni MT" w:hAnsi="Bodoni MT"/>
+          <w:sz w:val="22"/>
+          <w:szCs w:val="22"/>
+        </w:rPr>
+      </w:pPr>
+      <w:r>
+        <w:rPr>
+          <w:rFonts w:ascii="Bodoni MT" w:hAnsi="Bodoni MT"/>
+          <w:sz w:val="22"/>
+          <w:szCs w:val="22"/>
+        </w:rPr>
+        <w:t xml:space="preserve">Le parti, lette le risultanze della verifica e le note di cui sopra, sottoscrivono il presente documento.</w:t>
+      </w:r>
+    </w:p>
+    <w:p>
+      <w:pPr>
+        <w:spacing w:before="80"/>
+        <w:rPr>
+          <w:rFonts w:ascii="Bodoni MT" w:hAnsi="Bodoni MT"/>
+          <w:i/>
+          <w:iCs/>
+          <w:sz w:val="22"/>
+          <w:szCs w:val="22"/>
+        </w:rPr>
+      </w:pPr>
+      <w:r>
+        <w:rPr>
+          <w:rFonts w:ascii="Bodoni MT" w:hAnsi="Bodoni MT"/>
+          <w:i/>
+          <w:iCs/>
+          <w:sz w:val="22"/>
+          <w:szCs w:val="22"/>
+        </w:rPr>
+        <w:t xml:space="preserve">Letto, confermato e sottoscritto.</w:t>
+      </w:r>
+    </w:p>
+    <w:p>
+      <w:pPr>
+        <w:rPr>
+          <w:rFonts w:ascii="Bodoni MT" w:hAnsi="Bodoni MT"/>
+          <w:sz w:val="12"/>
+          <w:szCs w:val="12"/>
+        </w:rPr>
+      </w:pPr>
+    </w:p>
+    <w:tbl>
+      <w:tblPr>
+        <w:tblStyle w:val="Grigliatabella"/>
+        <w:tblW w:w="9634" w:type="dxa"/>
+        <w:tblLayout w:type="fixed"/>
+        <w:tblLook w:val="04A0" w:firstRow="1" w:lastRow="0" w:firstColumn="1" w:lastColumn="0" w:noHBand="0" w:noVBand="1"/>
+      </w:tblPr>
+      <w:tblGrid>
+        <w:gridCol w:w="3000"/>
+        <w:gridCol w:w="3134"/>
+        <w:gridCol w:w="1300"/>
+        <w:gridCol w:w="2200"/>
+      </w:tblGrid>
+      <w:tr>
+        <w:trPr>
+          <w:tblHeader/>
+        </w:trPr>
+        <w:tc>
+          <w:tcPr>
+            <w:tcW w:w="3000" w:type="dxa"/>
+            <w:shd w:val="clear" w:color="auto" w:fill="D9D9D9"/>
+            <w:vAlign w:val="center"/>
+          </w:tcPr>
+          <w:p>
+            <w:pPr>
+              <w:rPr>
+                <w:rFonts w:ascii="Bodoni MT" w:hAnsi="Bodoni MT"/>
+                <w:b/>
+                <w:bCs/>
+              </w:rPr>
+            </w:pPr>
+            <w:r>
+              <w:rPr>
+                <w:rFonts w:ascii="Bodoni MT" w:hAnsi="Bodoni MT"/>
+                <w:b/>
+                <w:bCs/>
+              </w:rPr>
+              <w:t xml:space="preserve">Nome e Cognome</w:t>
+            </w:r>
+          </w:p>
+        </w:tc>
+        <w:tc>
+          <w:tcPr>
+            <w:tcW w:w="3134" w:type="dxa"/>
+            <w:shd w:val="clear" w:color="auto" w:fill="D9D9D9"/>
+            <w:vAlign w:val="center"/>
+          </w:tcPr>
+          <w:p>
+            <w:pPr>
+              <w:rPr>
+                <w:rFonts w:ascii="Bodoni MT" w:hAnsi="Bodoni MT"/>
+                <w:b/>
+                <w:bCs/>
+              </w:rPr>
+            </w:pPr>
+            <w:r>
+              <w:rPr>
+                <w:rFonts w:ascii="Bodoni MT" w:hAnsi="Bodoni MT"/>
+                <w:b/>
+                <w:bCs/>
+              </w:rPr>
+              <w:t xml:space="preserve">Parte (Concedente / Concessionario)</w:t>
+            </w:r>
+          </w:p>
+        </w:tc>
+        <w:tc>
+          <w:tcPr>
+            <w:tcW w:w="1300" w:type="dxa"/>
+            <w:shd w:val="clear" w:color="auto" w:fill="D9D9D9"/>
+            <w:vAlign w:val="center"/>
+          </w:tcPr>
+          <w:p>
+            <w:pPr>
+              <w:rPr>
+                <w:rFonts w:ascii="Bodoni MT" w:hAnsi="Bodoni MT"/>
+                <w:b/>
+                <w:bCs/>
+              </w:rPr>
+            </w:pPr>
+            <w:r>
+              <w:rPr>
+                <w:rFonts w:ascii="Bodoni MT" w:hAnsi="Bodoni MT"/>
+                <w:b/>
+                <w:bCs/>
+              </w:rPr>
+              <w:t xml:space="preserve">Data</w:t>
+            </w:r>
+          </w:p>
+        </w:tc>
+        <w:tc>
+          <w:tcPr>
+            <w:tcW w:w="2200" w:type="dxa"/>
+            <w:shd w:val="clear" w:color="auto" w:fill="D9D9D9"/>
+            <w:vAlign w:val="center"/>
+          </w:tcPr>
+          <w:p>
+            <w:pPr>
+              <w:rPr>
+                <w:rFonts w:ascii="Bodoni MT" w:hAnsi="Bodoni MT"/>
+                <w:b/>
+                <w:bCs/>
+              </w:rPr>
+            </w:pPr>
+            <w:r>
+              <w:rPr>
+                <w:rFonts w:ascii="Bodoni MT" w:hAnsi="Bodoni MT"/>
+                <w:b/>
+                <w:bCs/>
+              </w:rPr>
+              <w:t xml:space="preserve">Firma</w:t>
+            </w:r>
+          </w:p>
+        </w:tc>
+      </w:tr>
+      <w:tr>
+        <w:trPr>
+          <w:trHeight w:val="624" w:hRule="atLeast"/>
+        </w:trPr>
+        <w:tc>
+          <w:tcPr>
+            <w:tcW w:w="3000" w:type="dxa"/>
+            <w:vAlign w:val="center"/>
+          </w:tcPr>
+          <w:p>
+            <w:pPr>
+              <w:rPr>
+                <w:rFonts w:ascii="Bodoni MT" w:hAnsi="Bodoni MT"/>
+              </w:rPr>
+            </w:pPr>
+          </w:p>
+        </w:tc>
+        <w:tc>
+          <w:tcPr>
+            <w:tcW w:w="3134" w:type="dxa"/>
+            <w:vAlign w:val="center"/>
+          </w:tcPr>
+          <w:p>
+            <w:pPr>
+              <w:rPr>
+                <w:rFonts w:ascii="Bodoni MT" w:hAnsi="Bodoni MT"/>
+              </w:rPr>
+            </w:pPr>
+          </w:p>
+        </w:tc>
+        <w:tc>
+          <w:tcPr>
+            <w:tcW w:w="1300" w:type="dxa"/>
+            <w:vAlign w:val="center"/>
+          </w:tcPr>
+          <w:p>
+            <w:pPr>
+              <w:rPr>
+                <w:rFonts w:ascii="Bodoni MT" w:hAnsi="Bodoni MT"/>
+              </w:rPr>
+            </w:pPr>
+          </w:p>
+        </w:tc>
+        <w:tc>
+          <w:tcPr>
+            <w:tcW w:w="2200" w:type="dxa"/>
+            <w:vAlign w:val="center"/>
+          </w:tcPr>
+          <w:p>
+            <w:pPr>
+              <w:rPr>
+                <w:rFonts w:ascii="Bodoni MT" w:hAnsi="Bodoni MT"/>
+              </w:rPr>
+            </w:pPr>
+          </w:p>
+        </w:tc>
+      </w:tr>
+      <w:tr>
+        <w:trPr>
+          <w:trHeight w:val="624" w:hRule="atLeast"/>
+        </w:trPr>
+        <w:tc>
+          <w:tcPr>
+            <w:tcW w:w="3000" w:type="dxa"/>
+            <w:vAlign w:val="center"/>
+          </w:tcPr>
+          <w:p>
+            <w:pPr>
+              <w:rPr>
+                <w:rFonts w:ascii="Bodoni MT" w:hAnsi="Bodoni MT"/>
+              </w:rPr>
+            </w:pPr>
+          </w:p>
+        </w:tc>
+        <w:tc>
+          <w:tcPr>
+            <w:tcW w:w="3134" w:type="dxa"/>
+            <w:vAlign w:val="center"/>
+          </w:tcPr>
+          <w:p>
+            <w:pPr>
+              <w:rPr>
+                <w:rFonts w:ascii="Bodoni MT" w:hAnsi="Bodoni MT"/>
+              </w:rPr>
+            </w:pPr>
+          </w:p>
+        </w:tc>
+        <w:tc>
+          <w:tcPr>
+            <w:tcW w:w="1300" w:type="dxa"/>
+            <w:vAlign w:val="center"/>
+          </w:tcPr>
+          <w:p>
+            <w:pPr>
+              <w:rPr>
+                <w:rFonts w:ascii="Bodoni MT" w:hAnsi="Bodoni MT"/>
+              </w:rPr>
+            </w:pPr>
+          </w:p>
+        </w:tc>
+        <w:tc>
+          <w:tcPr>
+            <w:tcW w:w="2200" w:type="dxa"/>
+            <w:vAlign w:val="center"/>
+          </w:tcPr>
+          <w:p>
+            <w:pPr>
+              <w:rPr>
+                <w:rFonts w:ascii="Bodoni MT" w:hAnsi="Bodoni MT"/>
+              </w:rPr>
+            </w:pPr>
+          </w:p>
+        </w:tc>
+      </w:tr>
+      <w:tr>
+        <w:trPr>
+          <w:trHeight w:val="624" w:hRule="atLeast"/>
+        </w:trPr>
+        <w:tc>
+          <w:tcPr>
+            <w:tcW w:w="3000" w:type="dxa"/>
+            <w:vAlign w:val="center"/>
+          </w:tcPr>
+          <w:p>
+            <w:pPr>
+              <w:rPr>
+                <w:rFonts w:ascii="Bodoni MT" w:hAnsi="Bodoni MT"/>
+              </w:rPr>
+            </w:pPr>
+          </w:p>
+        </w:tc>
+        <w:tc>
+          <w:tcPr>
+            <w:tcW w:w="3134" w:type="dxa"/>
+            <w:vAlign w:val="center"/>
+          </w:tcPr>
+          <w:p>
+            <w:pPr>
+              <w:rPr>
+                <w:rFonts w:ascii="Bodoni MT" w:hAnsi="Bodoni MT"/>
+              </w:rPr>
+            </w:pPr>
+          </w:p>
+        </w:tc>
+        <w:tc>
+          <w:tcPr>
+            <w:tcW w:w="1300" w:type="dxa"/>
+            <w:vAlign w:val="center"/>
+          </w:tcPr>
+          <w:p>
+            <w:pPr>
+              <w:rPr>
+                <w:rFonts w:ascii="Bodoni MT" w:hAnsi="Bodoni MT"/>
+              </w:rPr>
+            </w:pPr>
+          </w:p>
+        </w:tc>
+        <w:tc>
+          <w:tcPr>
+            <w:tcW w:w="2200" w:type="dxa"/>
+            <w:vAlign w:val="center"/>
+          </w:tcPr>
+          <w:p>
+            <w:pPr>
+              <w:rPr>
+                <w:rFonts w:ascii="Bodoni MT" w:hAnsi="Bodoni MT"/>
+              </w:rPr>
+            </w:pPr>
+          </w:p>
+        </w:tc>
+      </w:tr>
+      <w:tr>
+        <w:trPr>
+          <w:trHeight w:val="624" w:hRule="atLeast"/>
+        </w:trPr>
+        <w:tc>
+          <w:tcPr>
+            <w:tcW w:w="3000" w:type="dxa"/>
+            <w:vAlign w:val="center"/>
+          </w:tcPr>
+          <w:p>
+            <w:pPr>
+              <w:rPr>
+                <w:rFonts w:ascii="Bodoni MT" w:hAnsi="Bodoni MT"/>
+              </w:rPr>
+            </w:pPr>
+          </w:p>
+        </w:tc>
+        <w:tc>
+          <w:tcPr>
+            <w:tcW w:w="3134" w:type="dxa"/>
+            <w:vAlign w:val="center"/>
+          </w:tcPr>
+          <w:p>
+            <w:pPr>
+              <w:rPr>
+                <w:rFonts w:ascii="Bodoni MT" w:hAnsi="Bodoni MT"/>
+              </w:rPr>
+            </w:pPr>
+          </w:p>
+        </w:tc>
+        <w:tc>
+          <w:tcPr>
+            <w:tcW w:w="1300" w:type="dxa"/>
+            <w:vAlign w:val="center"/>
+          </w:tcPr>
+          <w:p>
+            <w:pPr>
+              <w:rPr>
+                <w:rFonts w:ascii="Bodoni MT" w:hAnsi="Bodoni MT"/>
+              </w:rPr>
+            </w:pPr>
+          </w:p>
+        </w:tc>
+        <w:tc>
+          <w:tcPr>
+            <w:tcW w:w="2200" w:type="dxa"/>
+            <w:vAlign w:val="center"/>
+          </w:tcPr>
+          <w:p>
+            <w:pPr>
+              <w:rPr>
+                <w:rFonts w:ascii="Bodoni MT" w:hAnsi="Bodoni MT"/>
+              </w:rPr>
+            </w:pPr>
+          </w:p>
+        </w:tc>
+      </w:tr>
+      <w:tr>
+        <w:trPr>
+          <w:trHeight w:val="624" w:hRule="atLeast"/>
+        </w:trPr>
+        <w:tc>
+          <w:tcPr>
+            <w:tcW w:w="3000" w:type="dxa"/>
+            <w:vAlign w:val="center"/>
+          </w:tcPr>
+          <w:p>
+            <w:pPr>
+              <w:rPr>
+                <w:rFonts w:ascii="Bodoni MT" w:hAnsi="Bodoni MT"/>
+              </w:rPr>
+            </w:pPr>
+          </w:p>
+        </w:tc>
+        <w:tc>
+          <w:tcPr>
+            <w:tcW w:w="3134" w:type="dxa"/>
+            <w:vAlign w:val="center"/>
+          </w:tcPr>
+          <w:p>
+            <w:pPr>
+              <w:rPr>
+                <w:rFonts w:ascii="Bodoni MT" w:hAnsi="Bodoni MT"/>
+              </w:rPr>
+            </w:pPr>
+          </w:p>
+        </w:tc>
+        <w:tc>
+          <w:tcPr>
+            <w:tcW w:w="1300" w:type="dxa"/>
+            <w:vAlign w:val="center"/>
+          </w:tcPr>
+          <w:p>
+            <w:pPr>
+              <w:rPr>
+                <w:rFonts w:ascii="Bodoni MT" w:hAnsi="Bodoni MT"/>
+              </w:rPr>
+            </w:pPr>
+          </w:p>
+        </w:tc>
+        <w:tc>
+          <w:tcPr>
+            <w:tcW w:w="2200" w:type="dxa"/>
+            <w:vAlign w:val="center"/>
+          </w:tcPr>
+          <w:p>
+            <w:pPr>
+              <w:rPr>
+                <w:rFonts w:ascii="Bodoni MT" w:hAnsi="Bodoni MT"/>
+              </w:rPr>
+            </w:pPr>
+          </w:p>
+        </w:tc>
+      </w:tr>
+      <w:tr>
+        <w:trPr>
+          <w:trHeight w:val="624" w:hRule="atLeast"/>
+        </w:trPr>
+        <w:tc>
+          <w:tcPr>
+            <w:tcW w:w="3000" w:type="dxa"/>
+            <w:vAlign w:val="center"/>
+          </w:tcPr>
+          <w:p>
+            <w:pPr>
+              <w:rPr>
+                <w:rFonts w:ascii="Bodoni MT" w:hAnsi="Bodoni MT"/>
+              </w:rPr>
+            </w:pPr>
+          </w:p>
+        </w:tc>
+        <w:tc>
+          <w:tcPr>
+            <w:tcW w:w="3134" w:type="dxa"/>
+            <w:vAlign w:val="center"/>
+          </w:tcPr>
+          <w:p>
+            <w:pPr>
+              <w:rPr>
+                <w:rFonts w:ascii="Bodoni MT" w:hAnsi="Bodoni MT"/>
+              </w:rPr>
+            </w:pPr>
+          </w:p>
+        </w:tc>
+        <w:tc>
+          <w:tcPr>
+            <w:tcW w:w="1300" w:type="dxa"/>
+            <w:vAlign w:val="center"/>
+          </w:tcPr>
+          <w:p>
+            <w:pPr>
+              <w:rPr>
+                <w:rFonts w:ascii="Bodoni MT" w:hAnsi="Bodoni MT"/>
+              </w:rPr>
+            </w:pPr>
+          </w:p>
+        </w:tc>
+        <w:tc>
+          <w:tcPr>
+            <w:tcW w:w="2200" w:type="dxa"/>
+            <w:vAlign w:val="center"/>
+          </w:tcPr>
+          <w:p>
+            <w:pPr>
+              <w:rPr>
+                <w:rFonts w:ascii="Bodoni MT" w:hAnsi="Bodoni MT"/>
+              </w:rPr>
+            </w:pPr>
+          </w:p>
+        </w:tc>
+      </w:tr>
+      <w:tr>
+        <w:trPr>
+          <w:trHeight w:val="624" w:hRule="atLeast"/>
+        </w:trPr>
+        <w:tc>
+          <w:tcPr>
+            <w:tcW w:w="3000" w:type="dxa"/>
+            <w:vAlign w:val="center"/>
+          </w:tcPr>
+          <w:p>
+            <w:pPr>
+              <w:rPr>
+                <w:rFonts w:ascii="Bodoni MT" w:hAnsi="Bodoni MT"/>
+              </w:rPr>
+            </w:pPr>
+          </w:p>
+        </w:tc>
+        <w:tc>
+          <w:tcPr>
+            <w:tcW w:w="3134" w:type="dxa"/>
+            <w:vAlign w:val="center"/>
+          </w:tcPr>
+          <w:p>
+            <w:pPr>
+              <w:rPr>
+                <w:rFonts w:ascii="Bodoni MT" w:hAnsi="Bodoni MT"/>
+              </w:rPr>
+            </w:pPr>
+          </w:p>
+        </w:tc>
+        <w:tc>
+          <w:tcPr>
+            <w:tcW w:w="1300" w:type="dxa"/>
+            <w:vAlign w:val="center"/>
+          </w:tcPr>
+          <w:p>
+            <w:pPr>
+              <w:rPr>
+                <w:rFonts w:ascii="Bodoni MT" w:hAnsi="Bodoni MT"/>
+              </w:rPr>
+            </w:pPr>
+          </w:p>
+        </w:tc>
+        <w:tc>
+          <w:tcPr>
+            <w:tcW w:w="2200" w:type="dxa"/>
+            <w:vAlign w:val="center"/>
+          </w:tcPr>
+          <w:p>
+            <w:pPr>
+              <w:rPr>
+                <w:rFonts w:ascii="Bodoni MT" w:hAnsi="Bodoni MT"/>
+              </w:rPr>
+            </w:pPr>
+          </w:p>
+        </w:tc>
+      </w:tr>
+      <w:tr>
+        <w:trPr>
+          <w:trHeight w:val="624" w:hRule="atLeast"/>
+        </w:trPr>
+        <w:tc>
+          <w:tcPr>
+            <w:tcW w:w="3000" w:type="dxa"/>
+            <w:vAlign w:val="center"/>
+          </w:tcPr>
+          <w:p>
+            <w:pPr>
+              <w:rPr>
+                <w:rFonts w:ascii="Bodoni MT" w:hAnsi="Bodoni MT"/>
+              </w:rPr>
+            </w:pPr>
+          </w:p>
+        </w:tc>
+        <w:tc>
+          <w:tcPr>
+            <w:tcW w:w="3134" w:type="dxa"/>
+            <w:vAlign w:val="center"/>
+          </w:tcPr>
+          <w:p>
+            <w:pPr>
+              <w:rPr>
+                <w:rFonts w:ascii="Bodoni MT" w:hAnsi="Bodoni MT"/>
+              </w:rPr>
+            </w:pPr>
+          </w:p>
+        </w:tc>
+        <w:tc>
+          <w:tcPr>
+            <w:tcW w:w="1300" w:type="dxa"/>
+            <w:vAlign w:val="center"/>
+          </w:tcPr>
+          <w:p>
+            <w:pPr>
+              <w:rPr>
+                <w:rFonts w:ascii="Bodoni MT" w:hAnsi="Bodoni MT"/>
+              </w:rPr>
+            </w:pPr>
+          </w:p>
+        </w:tc>
+        <w:tc>
+          <w:tcPr>
+            <w:tcW w:w="2200" w:type="dxa"/>
+            <w:vAlign w:val="center"/>
+          </w:tcPr>
+          <w:p>
+            <w:pPr>
+              <w:rPr>
+                <w:rFonts w:ascii="Bodoni MT" w:hAnsi="Bodoni MT"/>
+              </w:rPr>
+            </w:pPr>
+          </w:p>
+        </w:tc>
+      </w:tr>
+      <w:tr>
+        <w:trPr>
+          <w:trHeight w:val="624" w:hRule="atLeast"/>
+        </w:trPr>
+        <w:tc>
+          <w:tcPr>
+            <w:tcW w:w="3000" w:type="dxa"/>
+            <w:vAlign w:val="center"/>
+          </w:tcPr>
+          <w:p>
+            <w:pPr>
+              <w:rPr>
+                <w:rFonts w:ascii="Bodoni MT" w:hAnsi="Bodoni MT"/>
+              </w:rPr>
+            </w:pPr>
+          </w:p>
+        </w:tc>
+        <w:tc>
+          <w:tcPr>
+            <w:tcW w:w="3134" w:type="dxa"/>
+            <w:vAlign w:val="center"/>
+          </w:tcPr>
+          <w:p>
+            <w:pPr>
+              <w:rPr>
+                <w:rFonts w:ascii="Bodoni MT" w:hAnsi="Bodoni MT"/>
+              </w:rPr>
+            </w:pPr>
+          </w:p>
+        </w:tc>
+        <w:tc>
+          <w:tcPr>
+            <w:tcW w:w="1300" w:type="dxa"/>
+            <w:vAlign w:val="center"/>
+          </w:tcPr>
+          <w:p>
+            <w:pPr>
+              <w:rPr>
+                <w:rFonts w:ascii="Bodoni MT" w:hAnsi="Bodoni MT"/>
+              </w:rPr>
+            </w:pPr>
+          </w:p>
+        </w:tc>
+        <w:tc>
+          <w:tcPr>
+            <w:tcW w:w="2200" w:type="dxa"/>
+            <w:vAlign w:val="center"/>
+          </w:tcPr>
+          <w:p>
+            <w:pPr>
+              <w:rPr>
+                <w:rFonts w:ascii="Bodoni MT" w:hAnsi="Bodoni MT"/>
+              </w:rPr>
+            </w:pPr>
+          </w:p>
+        </w:tc>
+      </w:tr>
+      <w:tr>
+        <w:trPr>
+          <w:trHeight w:val="624" w:hRule="atLeast"/>
+        </w:trPr>
+        <w:tc>
+          <w:tcPr>
+            <w:tcW w:w="3000" w:type="dxa"/>
+            <w:vAlign w:val="center"/>
+          </w:tcPr>
+          <w:p>
+            <w:pPr>
+              <w:rPr>
+                <w:rFonts w:ascii="Bodoni MT" w:hAnsi="Bodoni MT"/>
+              </w:rPr>
+            </w:pPr>
+          </w:p>
+        </w:tc>
+        <w:tc>
+          <w:tcPr>
+            <w:tcW w:w="3134" w:type="dxa"/>
+            <w:vAlign w:val="center"/>
+          </w:tcPr>
+          <w:p>
+            <w:pPr>
+              <w:rPr>
+                <w:rFonts w:ascii="Bodoni MT" w:hAnsi="Bodoni MT"/>
+              </w:rPr>
+            </w:pPr>
+          </w:p>
+        </w:tc>
+        <w:tc>
+          <w:tcPr>
+            <w:tcW w:w="1300" w:type="dxa"/>
+            <w:vAlign w:val="center"/>
+          </w:tcPr>
+          <w:p>
+            <w:pPr>
+              <w:rPr>
+                <w:rFonts w:ascii="Bodoni MT" w:hAnsi="Bodoni MT"/>
+              </w:rPr>
+            </w:pPr>
+          </w:p>
+        </w:tc>
+        <w:tc>
+          <w:tcPr>
+            <w:tcW w:w="2200" w:type="dxa"/>
+            <w:vAlign w:val="center"/>
+          </w:tcPr>
+          <w:p>
+            <w:pPr>
+              <w:rPr>
+                <w:rFonts w:ascii="Bodoni MT" w:hAnsi="Bodoni MT"/>
+              </w:rPr>
+            </w:pPr>
+          </w:p>
+        </w:tc>
+      </w:tr>
+    </w:tbl>
     <w:sectPr>
       <w:footerReference w:type="default" r:id="rId9"/>
       <w:pgSz w:w="11906" w:h="16838"/>

--- a/Check_List_PAVIA_LENA/Check_List_PAVIA_LENA_2026_06_09_GAS_CICLOTRONE.docx
+++ b/Check_List_PAVIA_LENA/Check_List_PAVIA_LENA_2026_06_09_GAS_CICLOTRONE.docx
@@ -46,6 +46,7 @@
     <w:p>
       <w:pPr>
         <w:jc w:val="both"/>
+        <w:spacing w:after="120"/>
         <w:rPr>
           <w:rFonts w:ascii="Bodoni MT" w:hAnsi="Bodoni MT"/>
           <w:sz w:val="22"/>
@@ -58,21 +59,13 @@
           <w:sz w:val="22"/>
           <w:szCs w:val="22"/>
         </w:rPr>
-        <w:t xml:space="preserve">Il presente verbale documenta le attività di verifica documentale e dello stato dei luoghi e degli impianti effettuate ai fini della presa in carico da parte del Concessionario. Le parti di seguito indicate danno atto della propria presenza alle operazioni di verifica. Le note, le osservazioni e le eventuali relazioni sono riportate nell’apposita sezione e il documento è sottoscritto dalle parti al termine della verifica.</w:t>
+        <w:t xml:space="preserve">Il presente verbale documenta le attività di verifica e controllo dello stato dei luoghi e degli impianti, effettuate ai fini della presa in carico da parte del Concessionario. Le parti di seguito indicate danno atto della propria presenza alle operazioni di verifica. Le note, le osservazioni e le eventuali relazioni sono riportate nell’apposita sezione e il documento è sottoscritto dalle parti al termine della verifica.</w:t>
       </w:r>
     </w:p>
     <w:p>
       <w:pPr>
-        <w:rPr>
-          <w:rFonts w:ascii="Bodoni MT" w:hAnsi="Bodoni MT"/>
-          <w:sz w:val="12"/>
-          <w:szCs w:val="12"/>
-        </w:rPr>
-      </w:pPr>
-    </w:p>
-    <w:p>
-      <w:pPr>
         <w:pStyle w:val="Titolo1"/>
+        <w:keepNext/>
         <w:rPr>
           <w:rFonts w:ascii="Bodoni MT" w:hAnsi="Bodoni MT"/>
           <w:i/>
@@ -94,7 +87,8 @@
     </w:p>
     <w:p>
       <w:pPr>
-        <w:spacing w:before="80"/>
+        <w:keepNext/>
+        <w:spacing w:before="120"/>
         <w:rPr>
           <w:rFonts w:ascii="Bodoni MT" w:hAnsi="Bodoni MT"/>
           <w:b/>
@@ -111,7 +105,7 @@
           <w:sz w:val="22"/>
           <w:szCs w:val="22"/>
         </w:rPr>
-        <w:t xml:space="preserve">Concedente — L.E.N.A., Università degli Studi di Pavia</w:t>
+        <w:t xml:space="preserve">Concedente — L.E.N.A., Università degli Studi di Pavia</w:t>
       </w:r>
     </w:p>
     <w:tbl>
@@ -122,17 +116,18 @@
         <w:tblLook w:val="04A0" w:firstRow="1" w:lastRow="0" w:firstColumn="1" w:lastColumn="0" w:noHBand="0" w:noVBand="1"/>
       </w:tblPr>
       <w:tblGrid>
-        <w:gridCol w:w="3400"/>
-        <w:gridCol w:w="3000"/>
-        <w:gridCol w:w="3234"/>
+        <w:gridCol w:w="3300"/>
+        <w:gridCol w:w="2900"/>
+        <w:gridCol w:w="3434"/>
       </w:tblGrid>
       <w:tr>
         <w:trPr>
           <w:tblHeader/>
+          <w:cantSplit/>
         </w:trPr>
         <w:tc>
           <w:tcPr>
-            <w:tcW w:w="3400" w:type="dxa"/>
+            <w:tcW w:w="3300" w:type="dxa"/>
             <w:shd w:val="clear" w:color="auto" w:fill="D9D9D9"/>
             <w:vAlign w:val="center"/>
           </w:tcPr>
@@ -156,7 +151,7 @@
         </w:tc>
         <w:tc>
           <w:tcPr>
-            <w:tcW w:w="3000" w:type="dxa"/>
+            <w:tcW w:w="2900" w:type="dxa"/>
             <w:shd w:val="clear" w:color="auto" w:fill="D9D9D9"/>
             <w:vAlign w:val="center"/>
           </w:tcPr>
@@ -180,7 +175,7 @@
         </w:tc>
         <w:tc>
           <w:tcPr>
-            <w:tcW w:w="3234" w:type="dxa"/>
+            <w:tcW w:w="3434" w:type="dxa"/>
             <w:shd w:val="clear" w:color="auto" w:fill="D9D9D9"/>
             <w:vAlign w:val="center"/>
           </w:tcPr>
@@ -198,7 +193,7 @@
                 <w:b/>
                 <w:bCs/>
               </w:rPr>
-              <w:t xml:space="preserve">Recapito (tel. / e-mail)</w:t>
+              <w:t xml:space="preserve">E-mail</w:t>
             </w:r>
           </w:p>
         </w:tc>
@@ -206,36 +201,37 @@
       <w:tr>
         <w:trPr>
           <w:trHeight w:val="454" w:hRule="atLeast"/>
+          <w:cantSplit/>
         </w:trPr>
         <w:tc>
           <w:tcPr>
-            <w:tcW w:w="3400" w:type="dxa"/>
-            <w:vAlign w:val="center"/>
-          </w:tcPr>
-          <w:p>
-            <w:pPr>
-              <w:rPr>
-                <w:rFonts w:ascii="Bodoni MT" w:hAnsi="Bodoni MT"/>
-              </w:rPr>
-            </w:pPr>
-          </w:p>
-        </w:tc>
-        <w:tc>
-          <w:tcPr>
-            <w:tcW w:w="3000" w:type="dxa"/>
-            <w:vAlign w:val="center"/>
-          </w:tcPr>
-          <w:p>
-            <w:pPr>
-              <w:rPr>
-                <w:rFonts w:ascii="Bodoni MT" w:hAnsi="Bodoni MT"/>
-              </w:rPr>
-            </w:pPr>
-          </w:p>
-        </w:tc>
-        <w:tc>
-          <w:tcPr>
-            <w:tcW w:w="3234" w:type="dxa"/>
+            <w:tcW w:w="3300" w:type="dxa"/>
+            <w:vAlign w:val="center"/>
+          </w:tcPr>
+          <w:p>
+            <w:pPr>
+              <w:rPr>
+                <w:rFonts w:ascii="Bodoni MT" w:hAnsi="Bodoni MT"/>
+              </w:rPr>
+            </w:pPr>
+          </w:p>
+        </w:tc>
+        <w:tc>
+          <w:tcPr>
+            <w:tcW w:w="2900" w:type="dxa"/>
+            <w:vAlign w:val="center"/>
+          </w:tcPr>
+          <w:p>
+            <w:pPr>
+              <w:rPr>
+                <w:rFonts w:ascii="Bodoni MT" w:hAnsi="Bodoni MT"/>
+              </w:rPr>
+            </w:pPr>
+          </w:p>
+        </w:tc>
+        <w:tc>
+          <w:tcPr>
+            <w:tcW w:w="3434" w:type="dxa"/>
             <w:vAlign w:val="center"/>
           </w:tcPr>
           <w:p>
@@ -250,36 +246,37 @@
       <w:tr>
         <w:trPr>
           <w:trHeight w:val="454" w:hRule="atLeast"/>
+          <w:cantSplit/>
         </w:trPr>
         <w:tc>
           <w:tcPr>
-            <w:tcW w:w="3400" w:type="dxa"/>
-            <w:vAlign w:val="center"/>
-          </w:tcPr>
-          <w:p>
-            <w:pPr>
-              <w:rPr>
-                <w:rFonts w:ascii="Bodoni MT" w:hAnsi="Bodoni MT"/>
-              </w:rPr>
-            </w:pPr>
-          </w:p>
-        </w:tc>
-        <w:tc>
-          <w:tcPr>
-            <w:tcW w:w="3000" w:type="dxa"/>
-            <w:vAlign w:val="center"/>
-          </w:tcPr>
-          <w:p>
-            <w:pPr>
-              <w:rPr>
-                <w:rFonts w:ascii="Bodoni MT" w:hAnsi="Bodoni MT"/>
-              </w:rPr>
-            </w:pPr>
-          </w:p>
-        </w:tc>
-        <w:tc>
-          <w:tcPr>
-            <w:tcW w:w="3234" w:type="dxa"/>
+            <w:tcW w:w="3300" w:type="dxa"/>
+            <w:vAlign w:val="center"/>
+          </w:tcPr>
+          <w:p>
+            <w:pPr>
+              <w:rPr>
+                <w:rFonts w:ascii="Bodoni MT" w:hAnsi="Bodoni MT"/>
+              </w:rPr>
+            </w:pPr>
+          </w:p>
+        </w:tc>
+        <w:tc>
+          <w:tcPr>
+            <w:tcW w:w="2900" w:type="dxa"/>
+            <w:vAlign w:val="center"/>
+          </w:tcPr>
+          <w:p>
+            <w:pPr>
+              <w:rPr>
+                <w:rFonts w:ascii="Bodoni MT" w:hAnsi="Bodoni MT"/>
+              </w:rPr>
+            </w:pPr>
+          </w:p>
+        </w:tc>
+        <w:tc>
+          <w:tcPr>
+            <w:tcW w:w="3434" w:type="dxa"/>
             <w:vAlign w:val="center"/>
           </w:tcPr>
           <w:p>
@@ -294,36 +291,37 @@
       <w:tr>
         <w:trPr>
           <w:trHeight w:val="454" w:hRule="atLeast"/>
+          <w:cantSplit/>
         </w:trPr>
         <w:tc>
           <w:tcPr>
-            <w:tcW w:w="3400" w:type="dxa"/>
-            <w:vAlign w:val="center"/>
-          </w:tcPr>
-          <w:p>
-            <w:pPr>
-              <w:rPr>
-                <w:rFonts w:ascii="Bodoni MT" w:hAnsi="Bodoni MT"/>
-              </w:rPr>
-            </w:pPr>
-          </w:p>
-        </w:tc>
-        <w:tc>
-          <w:tcPr>
-            <w:tcW w:w="3000" w:type="dxa"/>
-            <w:vAlign w:val="center"/>
-          </w:tcPr>
-          <w:p>
-            <w:pPr>
-              <w:rPr>
-                <w:rFonts w:ascii="Bodoni MT" w:hAnsi="Bodoni MT"/>
-              </w:rPr>
-            </w:pPr>
-          </w:p>
-        </w:tc>
-        <w:tc>
-          <w:tcPr>
-            <w:tcW w:w="3234" w:type="dxa"/>
+            <w:tcW w:w="3300" w:type="dxa"/>
+            <w:vAlign w:val="center"/>
+          </w:tcPr>
+          <w:p>
+            <w:pPr>
+              <w:rPr>
+                <w:rFonts w:ascii="Bodoni MT" w:hAnsi="Bodoni MT"/>
+              </w:rPr>
+            </w:pPr>
+          </w:p>
+        </w:tc>
+        <w:tc>
+          <w:tcPr>
+            <w:tcW w:w="2900" w:type="dxa"/>
+            <w:vAlign w:val="center"/>
+          </w:tcPr>
+          <w:p>
+            <w:pPr>
+              <w:rPr>
+                <w:rFonts w:ascii="Bodoni MT" w:hAnsi="Bodoni MT"/>
+              </w:rPr>
+            </w:pPr>
+          </w:p>
+        </w:tc>
+        <w:tc>
+          <w:tcPr>
+            <w:tcW w:w="3434" w:type="dxa"/>
             <w:vAlign w:val="center"/>
           </w:tcPr>
           <w:p>
@@ -338,36 +336,37 @@
       <w:tr>
         <w:trPr>
           <w:trHeight w:val="454" w:hRule="atLeast"/>
+          <w:cantSplit/>
         </w:trPr>
         <w:tc>
           <w:tcPr>
-            <w:tcW w:w="3400" w:type="dxa"/>
-            <w:vAlign w:val="center"/>
-          </w:tcPr>
-          <w:p>
-            <w:pPr>
-              <w:rPr>
-                <w:rFonts w:ascii="Bodoni MT" w:hAnsi="Bodoni MT"/>
-              </w:rPr>
-            </w:pPr>
-          </w:p>
-        </w:tc>
-        <w:tc>
-          <w:tcPr>
-            <w:tcW w:w="3000" w:type="dxa"/>
-            <w:vAlign w:val="center"/>
-          </w:tcPr>
-          <w:p>
-            <w:pPr>
-              <w:rPr>
-                <w:rFonts w:ascii="Bodoni MT" w:hAnsi="Bodoni MT"/>
-              </w:rPr>
-            </w:pPr>
-          </w:p>
-        </w:tc>
-        <w:tc>
-          <w:tcPr>
-            <w:tcW w:w="3234" w:type="dxa"/>
+            <w:tcW w:w="3300" w:type="dxa"/>
+            <w:vAlign w:val="center"/>
+          </w:tcPr>
+          <w:p>
+            <w:pPr>
+              <w:rPr>
+                <w:rFonts w:ascii="Bodoni MT" w:hAnsi="Bodoni MT"/>
+              </w:rPr>
+            </w:pPr>
+          </w:p>
+        </w:tc>
+        <w:tc>
+          <w:tcPr>
+            <w:tcW w:w="2900" w:type="dxa"/>
+            <w:vAlign w:val="center"/>
+          </w:tcPr>
+          <w:p>
+            <w:pPr>
+              <w:rPr>
+                <w:rFonts w:ascii="Bodoni MT" w:hAnsi="Bodoni MT"/>
+              </w:rPr>
+            </w:pPr>
+          </w:p>
+        </w:tc>
+        <w:tc>
+          <w:tcPr>
+            <w:tcW w:w="3434" w:type="dxa"/>
             <w:vAlign w:val="center"/>
           </w:tcPr>
           <w:p>
@@ -382,36 +381,37 @@
       <w:tr>
         <w:trPr>
           <w:trHeight w:val="454" w:hRule="atLeast"/>
+          <w:cantSplit/>
         </w:trPr>
         <w:tc>
           <w:tcPr>
-            <w:tcW w:w="3400" w:type="dxa"/>
-            <w:vAlign w:val="center"/>
-          </w:tcPr>
-          <w:p>
-            <w:pPr>
-              <w:rPr>
-                <w:rFonts w:ascii="Bodoni MT" w:hAnsi="Bodoni MT"/>
-              </w:rPr>
-            </w:pPr>
-          </w:p>
-        </w:tc>
-        <w:tc>
-          <w:tcPr>
-            <w:tcW w:w="3000" w:type="dxa"/>
-            <w:vAlign w:val="center"/>
-          </w:tcPr>
-          <w:p>
-            <w:pPr>
-              <w:rPr>
-                <w:rFonts w:ascii="Bodoni MT" w:hAnsi="Bodoni MT"/>
-              </w:rPr>
-            </w:pPr>
-          </w:p>
-        </w:tc>
-        <w:tc>
-          <w:tcPr>
-            <w:tcW w:w="3234" w:type="dxa"/>
+            <w:tcW w:w="3300" w:type="dxa"/>
+            <w:vAlign w:val="center"/>
+          </w:tcPr>
+          <w:p>
+            <w:pPr>
+              <w:rPr>
+                <w:rFonts w:ascii="Bodoni MT" w:hAnsi="Bodoni MT"/>
+              </w:rPr>
+            </w:pPr>
+          </w:p>
+        </w:tc>
+        <w:tc>
+          <w:tcPr>
+            <w:tcW w:w="2900" w:type="dxa"/>
+            <w:vAlign w:val="center"/>
+          </w:tcPr>
+          <w:p>
+            <w:pPr>
+              <w:rPr>
+                <w:rFonts w:ascii="Bodoni MT" w:hAnsi="Bodoni MT"/>
+              </w:rPr>
+            </w:pPr>
+          </w:p>
+        </w:tc>
+        <w:tc>
+          <w:tcPr>
+            <w:tcW w:w="3434" w:type="dxa"/>
             <w:vAlign w:val="center"/>
           </w:tcPr>
           <w:p>
@@ -426,7 +426,8 @@
     </w:tbl>
     <w:p>
       <w:pPr>
-        <w:spacing w:before="160"/>
+        <w:keepNext/>
+        <w:spacing w:before="200"/>
         <w:rPr>
           <w:rFonts w:ascii="Bodoni MT" w:hAnsi="Bodoni MT"/>
           <w:b/>
@@ -454,17 +455,18 @@
         <w:tblLook w:val="04A0" w:firstRow="1" w:lastRow="0" w:firstColumn="1" w:lastColumn="0" w:noHBand="0" w:noVBand="1"/>
       </w:tblPr>
       <w:tblGrid>
-        <w:gridCol w:w="3400"/>
-        <w:gridCol w:w="3000"/>
-        <w:gridCol w:w="3234"/>
+        <w:gridCol w:w="3300"/>
+        <w:gridCol w:w="2900"/>
+        <w:gridCol w:w="3434"/>
       </w:tblGrid>
       <w:tr>
         <w:trPr>
           <w:tblHeader/>
+          <w:cantSplit/>
         </w:trPr>
         <w:tc>
           <w:tcPr>
-            <w:tcW w:w="3400" w:type="dxa"/>
+            <w:tcW w:w="3300" w:type="dxa"/>
             <w:shd w:val="clear" w:color="auto" w:fill="D9D9D9"/>
             <w:vAlign w:val="center"/>
           </w:tcPr>
@@ -488,7 +490,7 @@
         </w:tc>
         <w:tc>
           <w:tcPr>
-            <w:tcW w:w="3000" w:type="dxa"/>
+            <w:tcW w:w="2900" w:type="dxa"/>
             <w:shd w:val="clear" w:color="auto" w:fill="D9D9D9"/>
             <w:vAlign w:val="center"/>
           </w:tcPr>
@@ -512,7 +514,7 @@
         </w:tc>
         <w:tc>
           <w:tcPr>
-            <w:tcW w:w="3234" w:type="dxa"/>
+            <w:tcW w:w="3434" w:type="dxa"/>
             <w:shd w:val="clear" w:color="auto" w:fill="D9D9D9"/>
             <w:vAlign w:val="center"/>
           </w:tcPr>
@@ -530,7 +532,7 @@
                 <w:b/>
                 <w:bCs/>
               </w:rPr>
-              <w:t xml:space="preserve">Recapito (tel. / e-mail)</w:t>
+              <w:t xml:space="preserve">E-mail</w:t>
             </w:r>
           </w:p>
         </w:tc>
@@ -538,36 +540,37 @@
       <w:tr>
         <w:trPr>
           <w:trHeight w:val="454" w:hRule="atLeast"/>
+          <w:cantSplit/>
         </w:trPr>
         <w:tc>
           <w:tcPr>
-            <w:tcW w:w="3400" w:type="dxa"/>
-            <w:vAlign w:val="center"/>
-          </w:tcPr>
-          <w:p>
-            <w:pPr>
-              <w:rPr>
-                <w:rFonts w:ascii="Bodoni MT" w:hAnsi="Bodoni MT"/>
-              </w:rPr>
-            </w:pPr>
-          </w:p>
-        </w:tc>
-        <w:tc>
-          <w:tcPr>
-            <w:tcW w:w="3000" w:type="dxa"/>
-            <w:vAlign w:val="center"/>
-          </w:tcPr>
-          <w:p>
-            <w:pPr>
-              <w:rPr>
-                <w:rFonts w:ascii="Bodoni MT" w:hAnsi="Bodoni MT"/>
-              </w:rPr>
-            </w:pPr>
-          </w:p>
-        </w:tc>
-        <w:tc>
-          <w:tcPr>
-            <w:tcW w:w="3234" w:type="dxa"/>
+            <w:tcW w:w="3300" w:type="dxa"/>
+            <w:vAlign w:val="center"/>
+          </w:tcPr>
+          <w:p>
+            <w:pPr>
+              <w:rPr>
+                <w:rFonts w:ascii="Bodoni MT" w:hAnsi="Bodoni MT"/>
+              </w:rPr>
+            </w:pPr>
+          </w:p>
+        </w:tc>
+        <w:tc>
+          <w:tcPr>
+            <w:tcW w:w="2900" w:type="dxa"/>
+            <w:vAlign w:val="center"/>
+          </w:tcPr>
+          <w:p>
+            <w:pPr>
+              <w:rPr>
+                <w:rFonts w:ascii="Bodoni MT" w:hAnsi="Bodoni MT"/>
+              </w:rPr>
+            </w:pPr>
+          </w:p>
+        </w:tc>
+        <w:tc>
+          <w:tcPr>
+            <w:tcW w:w="3434" w:type="dxa"/>
             <w:vAlign w:val="center"/>
           </w:tcPr>
           <w:p>
@@ -582,36 +585,37 @@
       <w:tr>
         <w:trPr>
           <w:trHeight w:val="454" w:hRule="atLeast"/>
+          <w:cantSplit/>
         </w:trPr>
         <w:tc>
           <w:tcPr>
-            <w:tcW w:w="3400" w:type="dxa"/>
-            <w:vAlign w:val="center"/>
-          </w:tcPr>
-          <w:p>
-            <w:pPr>
-              <w:rPr>
-                <w:rFonts w:ascii="Bodoni MT" w:hAnsi="Bodoni MT"/>
-              </w:rPr>
-            </w:pPr>
-          </w:p>
-        </w:tc>
-        <w:tc>
-          <w:tcPr>
-            <w:tcW w:w="3000" w:type="dxa"/>
-            <w:vAlign w:val="center"/>
-          </w:tcPr>
-          <w:p>
-            <w:pPr>
-              <w:rPr>
-                <w:rFonts w:ascii="Bodoni MT" w:hAnsi="Bodoni MT"/>
-              </w:rPr>
-            </w:pPr>
-          </w:p>
-        </w:tc>
-        <w:tc>
-          <w:tcPr>
-            <w:tcW w:w="3234" w:type="dxa"/>
+            <w:tcW w:w="3300" w:type="dxa"/>
+            <w:vAlign w:val="center"/>
+          </w:tcPr>
+          <w:p>
+            <w:pPr>
+              <w:rPr>
+                <w:rFonts w:ascii="Bodoni MT" w:hAnsi="Bodoni MT"/>
+              </w:rPr>
+            </w:pPr>
+          </w:p>
+        </w:tc>
+        <w:tc>
+          <w:tcPr>
+            <w:tcW w:w="2900" w:type="dxa"/>
+            <w:vAlign w:val="center"/>
+          </w:tcPr>
+          <w:p>
+            <w:pPr>
+              <w:rPr>
+                <w:rFonts w:ascii="Bodoni MT" w:hAnsi="Bodoni MT"/>
+              </w:rPr>
+            </w:pPr>
+          </w:p>
+        </w:tc>
+        <w:tc>
+          <w:tcPr>
+            <w:tcW w:w="3434" w:type="dxa"/>
             <w:vAlign w:val="center"/>
           </w:tcPr>
           <w:p>
@@ -626,36 +630,37 @@
       <w:tr>
         <w:trPr>
           <w:trHeight w:val="454" w:hRule="atLeast"/>
+          <w:cantSplit/>
         </w:trPr>
         <w:tc>
           <w:tcPr>
-            <w:tcW w:w="3400" w:type="dxa"/>
-            <w:vAlign w:val="center"/>
-          </w:tcPr>
-          <w:p>
-            <w:pPr>
-              <w:rPr>
-                <w:rFonts w:ascii="Bodoni MT" w:hAnsi="Bodoni MT"/>
-              </w:rPr>
-            </w:pPr>
-          </w:p>
-        </w:tc>
-        <w:tc>
-          <w:tcPr>
-            <w:tcW w:w="3000" w:type="dxa"/>
-            <w:vAlign w:val="center"/>
-          </w:tcPr>
-          <w:p>
-            <w:pPr>
-              <w:rPr>
-                <w:rFonts w:ascii="Bodoni MT" w:hAnsi="Bodoni MT"/>
-              </w:rPr>
-            </w:pPr>
-          </w:p>
-        </w:tc>
-        <w:tc>
-          <w:tcPr>
-            <w:tcW w:w="3234" w:type="dxa"/>
+            <w:tcW w:w="3300" w:type="dxa"/>
+            <w:vAlign w:val="center"/>
+          </w:tcPr>
+          <w:p>
+            <w:pPr>
+              <w:rPr>
+                <w:rFonts w:ascii="Bodoni MT" w:hAnsi="Bodoni MT"/>
+              </w:rPr>
+            </w:pPr>
+          </w:p>
+        </w:tc>
+        <w:tc>
+          <w:tcPr>
+            <w:tcW w:w="2900" w:type="dxa"/>
+            <w:vAlign w:val="center"/>
+          </w:tcPr>
+          <w:p>
+            <w:pPr>
+              <w:rPr>
+                <w:rFonts w:ascii="Bodoni MT" w:hAnsi="Bodoni MT"/>
+              </w:rPr>
+            </w:pPr>
+          </w:p>
+        </w:tc>
+        <w:tc>
+          <w:tcPr>
+            <w:tcW w:w="3434" w:type="dxa"/>
             <w:vAlign w:val="center"/>
           </w:tcPr>
           <w:p>
@@ -670,36 +675,37 @@
       <w:tr>
         <w:trPr>
           <w:trHeight w:val="454" w:hRule="atLeast"/>
+          <w:cantSplit/>
         </w:trPr>
         <w:tc>
           <w:tcPr>
-            <w:tcW w:w="3400" w:type="dxa"/>
-            <w:vAlign w:val="center"/>
-          </w:tcPr>
-          <w:p>
-            <w:pPr>
-              <w:rPr>
-                <w:rFonts w:ascii="Bodoni MT" w:hAnsi="Bodoni MT"/>
-              </w:rPr>
-            </w:pPr>
-          </w:p>
-        </w:tc>
-        <w:tc>
-          <w:tcPr>
-            <w:tcW w:w="3000" w:type="dxa"/>
-            <w:vAlign w:val="center"/>
-          </w:tcPr>
-          <w:p>
-            <w:pPr>
-              <w:rPr>
-                <w:rFonts w:ascii="Bodoni MT" w:hAnsi="Bodoni MT"/>
-              </w:rPr>
-            </w:pPr>
-          </w:p>
-        </w:tc>
-        <w:tc>
-          <w:tcPr>
-            <w:tcW w:w="3234" w:type="dxa"/>
+            <w:tcW w:w="3300" w:type="dxa"/>
+            <w:vAlign w:val="center"/>
+          </w:tcPr>
+          <w:p>
+            <w:pPr>
+              <w:rPr>
+                <w:rFonts w:ascii="Bodoni MT" w:hAnsi="Bodoni MT"/>
+              </w:rPr>
+            </w:pPr>
+          </w:p>
+        </w:tc>
+        <w:tc>
+          <w:tcPr>
+            <w:tcW w:w="2900" w:type="dxa"/>
+            <w:vAlign w:val="center"/>
+          </w:tcPr>
+          <w:p>
+            <w:pPr>
+              <w:rPr>
+                <w:rFonts w:ascii="Bodoni MT" w:hAnsi="Bodoni MT"/>
+              </w:rPr>
+            </w:pPr>
+          </w:p>
+        </w:tc>
+        <w:tc>
+          <w:tcPr>
+            <w:tcW w:w="3434" w:type="dxa"/>
             <w:vAlign w:val="center"/>
           </w:tcPr>
           <w:p>
@@ -714,36 +720,37 @@
       <w:tr>
         <w:trPr>
           <w:trHeight w:val="454" w:hRule="atLeast"/>
+          <w:cantSplit/>
         </w:trPr>
         <w:tc>
           <w:tcPr>
-            <w:tcW w:w="3400" w:type="dxa"/>
-            <w:vAlign w:val="center"/>
-          </w:tcPr>
-          <w:p>
-            <w:pPr>
-              <w:rPr>
-                <w:rFonts w:ascii="Bodoni MT" w:hAnsi="Bodoni MT"/>
-              </w:rPr>
-            </w:pPr>
-          </w:p>
-        </w:tc>
-        <w:tc>
-          <w:tcPr>
-            <w:tcW w:w="3000" w:type="dxa"/>
-            <w:vAlign w:val="center"/>
-          </w:tcPr>
-          <w:p>
-            <w:pPr>
-              <w:rPr>
-                <w:rFonts w:ascii="Bodoni MT" w:hAnsi="Bodoni MT"/>
-              </w:rPr>
-            </w:pPr>
-          </w:p>
-        </w:tc>
-        <w:tc>
-          <w:tcPr>
-            <w:tcW w:w="3234" w:type="dxa"/>
+            <w:tcW w:w="3300" w:type="dxa"/>
+            <w:vAlign w:val="center"/>
+          </w:tcPr>
+          <w:p>
+            <w:pPr>
+              <w:rPr>
+                <w:rFonts w:ascii="Bodoni MT" w:hAnsi="Bodoni MT"/>
+              </w:rPr>
+            </w:pPr>
+          </w:p>
+        </w:tc>
+        <w:tc>
+          <w:tcPr>
+            <w:tcW w:w="2900" w:type="dxa"/>
+            <w:vAlign w:val="center"/>
+          </w:tcPr>
+          <w:p>
+            <w:pPr>
+              <w:rPr>
+                <w:rFonts w:ascii="Bodoni MT" w:hAnsi="Bodoni MT"/>
+              </w:rPr>
+            </w:pPr>
+          </w:p>
+        </w:tc>
+        <w:tc>
+          <w:tcPr>
+            <w:tcW w:w="3434" w:type="dxa"/>
             <w:vAlign w:val="center"/>
           </w:tcPr>
           <w:p>
@@ -792,52 +799,13 @@
           <w:iCs/>
         </w:rPr>
       </w:pPr>
-      <w:r>
-        <w:rPr>
-          <w:rFonts w:ascii="Bodoni MT" w:hAnsi="Bodoni MT"/>
-        </w:rPr>
-        <w:tab/>
-        <w:t>Scopo del presente documento</w:t>
-      </w:r>
-      <w:r>
-        <w:rPr>
-          <w:rFonts w:ascii="Bodoni MT" w:hAnsi="Bodoni MT"/>
-        </w:rPr>
-        <w:t xml:space="preserve"> è elencare una lista </w:t>
-      </w:r>
-      <w:r>
-        <w:rPr>
-          <w:rFonts w:ascii="Bodoni MT" w:hAnsi="Bodoni MT"/>
-        </w:rPr>
-        <w:t xml:space="preserve">non esaustiva </w:t>
-      </w:r>
-      <w:r>
-        <w:rPr>
-          <w:rFonts w:ascii="Bodoni MT" w:hAnsi="Bodoni MT"/>
-        </w:rPr>
-        <w:t xml:space="preserve">di documenti e di controlli da effettuare sul ciclotrone </w:t>
-      </w:r>
       <w:proofErr w:type="spellStart"/>
-      <w:r>
-        <w:rPr>
-          <w:rFonts w:ascii="Bodoni MT" w:hAnsi="Bodoni MT"/>
-        </w:rPr>
-        <w:t>Cyclone</w:t>
-      </w:r>
       <w:proofErr w:type="spellEnd"/>
       <w:r>
         <w:rPr>
           <w:rFonts w:ascii="Bodoni MT" w:hAnsi="Bodoni MT"/>
         </w:rPr>
-        <w:t xml:space="preserve"> 18/9 del L.E.N.A di Pavia prima della sua presa in carico da parte di ITEL</w:t>
-      </w:r>
-      <w:r>
-        <w:rPr>
-          <w:rFonts w:ascii="Bodoni MT" w:hAnsi="Bodoni MT"/>
-          <w:i/>
-          <w:iCs/>
-        </w:rPr>
-        <w:t>.</w:t>
+        <w:t xml:space="preserve">Verifica e controllo del ciclotrone Cyclone 18/9 e dei relativi impianti ausiliari (distribuzione gas puri e HVAC) a servizio del L.E.N.A. di Pavia, ai fini della presa in carico da parte di ITEL. Eventuali addendum e specifiche di dettaglio saranno riportati nella sezione «Note e relazioni».</w:t>
       </w:r>
     </w:p>
     <w:p>
@@ -15933,6 +15901,7 @@
     <w:p>
       <w:pPr>
         <w:pStyle w:val="Titolo1"/>
+        <w:keepNext/>
         <w:rPr>
           <w:rFonts w:ascii="Bodoni MT" w:hAnsi="Bodoni MT"/>
           <w:i/>
@@ -15954,6 +15923,7 @@
     </w:p>
     <w:p>
       <w:pPr>
+        <w:spacing w:after="160"/>
         <w:rPr>
           <w:rFonts w:ascii="Bodoni MT" w:hAnsi="Bodoni MT"/>
           <w:i/>
@@ -15973,38 +15943,164 @@
         <w:t xml:space="preserve">Note, osservazioni ed eventuali relazioni redatte a seguito della verifica e prima della sottoscrizione:</w:t>
       </w:r>
     </w:p>
-    <w:tbl>
-      <w:tblPr>
-        <w:tblStyle w:val="Grigliatabella"/>
-        <w:tblW w:w="9634" w:type="dxa"/>
-        <w:tblLayout w:type="fixed"/>
-        <w:tblLook w:val="04A0" w:firstRow="0" w:lastRow="0" w:firstColumn="0" w:lastColumn="0" w:noHBand="0" w:noVBand="1"/>
-      </w:tblPr>
-      <w:tblGrid>
-        <w:gridCol w:w="9634"/>
-      </w:tblGrid>
-      <w:tr>
-        <w:trPr>
-          <w:trHeight w:val="3600" w:hRule="atLeast"/>
-        </w:trPr>
-        <w:tc>
-          <w:tcPr>
-            <w:tcW w:w="9634" w:type="dxa"/>
-            <w:vAlign w:val="center"/>
-          </w:tcPr>
-          <w:p>
-            <w:pPr>
-              <w:rPr>
-                <w:rFonts w:ascii="Bodoni MT" w:hAnsi="Bodoni MT"/>
-              </w:rPr>
-            </w:pPr>
-          </w:p>
-        </w:tc>
-      </w:tr>
-    </w:tbl>
+    <w:p>
+      <w:pPr>
+        <w:spacing w:before="300" w:after="0" w:line="240" w:lineRule="auto"/>
+        <w:pBdr>
+          <w:bottom w:val="single" w:sz="6" w:space="1" w:color="808080"/>
+        </w:pBdr>
+        <w:rPr>
+          <w:rFonts w:ascii="Bodoni MT" w:hAnsi="Bodoni MT"/>
+        </w:rPr>
+      </w:pPr>
+    </w:p>
+    <w:p>
+      <w:pPr>
+        <w:spacing w:before="300" w:after="0" w:line="240" w:lineRule="auto"/>
+        <w:pBdr>
+          <w:bottom w:val="single" w:sz="6" w:space="1" w:color="808080"/>
+        </w:pBdr>
+        <w:rPr>
+          <w:rFonts w:ascii="Bodoni MT" w:hAnsi="Bodoni MT"/>
+        </w:rPr>
+      </w:pPr>
+    </w:p>
+    <w:p>
+      <w:pPr>
+        <w:spacing w:before="300" w:after="0" w:line="240" w:lineRule="auto"/>
+        <w:pBdr>
+          <w:bottom w:val="single" w:sz="6" w:space="1" w:color="808080"/>
+        </w:pBdr>
+        <w:rPr>
+          <w:rFonts w:ascii="Bodoni MT" w:hAnsi="Bodoni MT"/>
+        </w:rPr>
+      </w:pPr>
+    </w:p>
+    <w:p>
+      <w:pPr>
+        <w:spacing w:before="300" w:after="0" w:line="240" w:lineRule="auto"/>
+        <w:pBdr>
+          <w:bottom w:val="single" w:sz="6" w:space="1" w:color="808080"/>
+        </w:pBdr>
+        <w:rPr>
+          <w:rFonts w:ascii="Bodoni MT" w:hAnsi="Bodoni MT"/>
+        </w:rPr>
+      </w:pPr>
+    </w:p>
+    <w:p>
+      <w:pPr>
+        <w:spacing w:before="300" w:after="0" w:line="240" w:lineRule="auto"/>
+        <w:pBdr>
+          <w:bottom w:val="single" w:sz="6" w:space="1" w:color="808080"/>
+        </w:pBdr>
+        <w:rPr>
+          <w:rFonts w:ascii="Bodoni MT" w:hAnsi="Bodoni MT"/>
+        </w:rPr>
+      </w:pPr>
+    </w:p>
+    <w:p>
+      <w:pPr>
+        <w:spacing w:before="300" w:after="0" w:line="240" w:lineRule="auto"/>
+        <w:pBdr>
+          <w:bottom w:val="single" w:sz="6" w:space="1" w:color="808080"/>
+        </w:pBdr>
+        <w:rPr>
+          <w:rFonts w:ascii="Bodoni MT" w:hAnsi="Bodoni MT"/>
+        </w:rPr>
+      </w:pPr>
+    </w:p>
+    <w:p>
+      <w:pPr>
+        <w:spacing w:before="300" w:after="0" w:line="240" w:lineRule="auto"/>
+        <w:pBdr>
+          <w:bottom w:val="single" w:sz="6" w:space="1" w:color="808080"/>
+        </w:pBdr>
+        <w:rPr>
+          <w:rFonts w:ascii="Bodoni MT" w:hAnsi="Bodoni MT"/>
+        </w:rPr>
+      </w:pPr>
+    </w:p>
+    <w:p>
+      <w:pPr>
+        <w:spacing w:before="300" w:after="0" w:line="240" w:lineRule="auto"/>
+        <w:pBdr>
+          <w:bottom w:val="single" w:sz="6" w:space="1" w:color="808080"/>
+        </w:pBdr>
+        <w:rPr>
+          <w:rFonts w:ascii="Bodoni MT" w:hAnsi="Bodoni MT"/>
+        </w:rPr>
+      </w:pPr>
+    </w:p>
+    <w:p>
+      <w:pPr>
+        <w:spacing w:before="300" w:after="0" w:line="240" w:lineRule="auto"/>
+        <w:pBdr>
+          <w:bottom w:val="single" w:sz="6" w:space="1" w:color="808080"/>
+        </w:pBdr>
+        <w:rPr>
+          <w:rFonts w:ascii="Bodoni MT" w:hAnsi="Bodoni MT"/>
+        </w:rPr>
+      </w:pPr>
+    </w:p>
+    <w:p>
+      <w:pPr>
+        <w:spacing w:before="300" w:after="0" w:line="240" w:lineRule="auto"/>
+        <w:pBdr>
+          <w:bottom w:val="single" w:sz="6" w:space="1" w:color="808080"/>
+        </w:pBdr>
+        <w:rPr>
+          <w:rFonts w:ascii="Bodoni MT" w:hAnsi="Bodoni MT"/>
+        </w:rPr>
+      </w:pPr>
+    </w:p>
+    <w:p>
+      <w:pPr>
+        <w:spacing w:before="300" w:after="0" w:line="240" w:lineRule="auto"/>
+        <w:pBdr>
+          <w:bottom w:val="single" w:sz="6" w:space="1" w:color="808080"/>
+        </w:pBdr>
+        <w:rPr>
+          <w:rFonts w:ascii="Bodoni MT" w:hAnsi="Bodoni MT"/>
+        </w:rPr>
+      </w:pPr>
+    </w:p>
+    <w:p>
+      <w:pPr>
+        <w:spacing w:before="300" w:after="0" w:line="240" w:lineRule="auto"/>
+        <w:pBdr>
+          <w:bottom w:val="single" w:sz="6" w:space="1" w:color="808080"/>
+        </w:pBdr>
+        <w:rPr>
+          <w:rFonts w:ascii="Bodoni MT" w:hAnsi="Bodoni MT"/>
+        </w:rPr>
+      </w:pPr>
+    </w:p>
+    <w:p>
+      <w:pPr>
+        <w:spacing w:before="300" w:after="0" w:line="240" w:lineRule="auto"/>
+        <w:pBdr>
+          <w:bottom w:val="single" w:sz="6" w:space="1" w:color="808080"/>
+        </w:pBdr>
+        <w:rPr>
+          <w:rFonts w:ascii="Bodoni MT" w:hAnsi="Bodoni MT"/>
+        </w:rPr>
+      </w:pPr>
+    </w:p>
+    <w:p>
+      <w:pPr>
+        <w:spacing w:before="300" w:after="0" w:line="240" w:lineRule="auto"/>
+        <w:pBdr>
+          <w:bottom w:val="single" w:sz="6" w:space="1" w:color="808080"/>
+        </w:pBdr>
+        <w:rPr>
+          <w:rFonts w:ascii="Bodoni MT" w:hAnsi="Bodoni MT"/>
+        </w:rPr>
+      </w:pPr>
+    </w:p>
     <w:p>
       <w:pPr>
         <w:pStyle w:val="Titolo1"/>
+        <w:keepNext/>
         <w:rPr>
           <w:rFonts w:ascii="Bodoni MT" w:hAnsi="Bodoni MT"/>
           <w:i/>
@@ -16043,7 +16139,7 @@
     </w:p>
     <w:p>
       <w:pPr>
-        <w:spacing w:before="80"/>
+        <w:spacing w:before="80" w:after="120"/>
         <w:rPr>
           <w:rFonts w:ascii="Bodoni MT" w:hAnsi="Bodoni MT"/>
           <w:i/>
@@ -16063,15 +16159,6 @@
         <w:t xml:space="preserve">Letto, confermato e sottoscritto.</w:t>
       </w:r>
     </w:p>
-    <w:p>
-      <w:pPr>
-        <w:rPr>
-          <w:rFonts w:ascii="Bodoni MT" w:hAnsi="Bodoni MT"/>
-          <w:sz w:val="12"/>
-          <w:szCs w:val="12"/>
-        </w:rPr>
-      </w:pPr>
-    </w:p>
     <w:tbl>
       <w:tblPr>
         <w:tblStyle w:val="Grigliatabella"/>
@@ -16088,6 +16175,7 @@
       <w:tr>
         <w:trPr>
           <w:tblHeader/>
+          <w:cantSplit/>
         </w:trPr>
         <w:tc>
           <w:tcPr>
@@ -16189,6 +16277,7 @@
       <w:tr>
         <w:trPr>
           <w:trHeight w:val="624" w:hRule="atLeast"/>
+          <w:cantSplit/>
         </w:trPr>
         <w:tc>
           <w:tcPr>
@@ -16246,6 +16335,7 @@
       <w:tr>
         <w:trPr>
           <w:trHeight w:val="624" w:hRule="atLeast"/>
+          <w:cantSplit/>
         </w:trPr>
         <w:tc>
           <w:tcPr>
@@ -16303,6 +16393,7 @@
       <w:tr>
         <w:trPr>
           <w:trHeight w:val="624" w:hRule="atLeast"/>
+          <w:cantSplit/>
         </w:trPr>
         <w:tc>
           <w:tcPr>
@@ -16360,6 +16451,7 @@
       <w:tr>
         <w:trPr>
           <w:trHeight w:val="624" w:hRule="atLeast"/>
+          <w:cantSplit/>
         </w:trPr>
         <w:tc>
           <w:tcPr>
@@ -16417,6 +16509,7 @@
       <w:tr>
         <w:trPr>
           <w:trHeight w:val="624" w:hRule="atLeast"/>
+          <w:cantSplit/>
         </w:trPr>
         <w:tc>
           <w:tcPr>
@@ -16474,6 +16567,7 @@
       <w:tr>
         <w:trPr>
           <w:trHeight w:val="624" w:hRule="atLeast"/>
+          <w:cantSplit/>
         </w:trPr>
         <w:tc>
           <w:tcPr>
@@ -16531,6 +16625,7 @@
       <w:tr>
         <w:trPr>
           <w:trHeight w:val="624" w:hRule="atLeast"/>
+          <w:cantSplit/>
         </w:trPr>
         <w:tc>
           <w:tcPr>
@@ -16588,6 +16683,7 @@
       <w:tr>
         <w:trPr>
           <w:trHeight w:val="624" w:hRule="atLeast"/>
+          <w:cantSplit/>
         </w:trPr>
         <w:tc>
           <w:tcPr>
@@ -16645,6 +16741,7 @@
       <w:tr>
         <w:trPr>
           <w:trHeight w:val="624" w:hRule="atLeast"/>
+          <w:cantSplit/>
         </w:trPr>
         <w:tc>
           <w:tcPr>
@@ -16702,6 +16799,7 @@
       <w:tr>
         <w:trPr>
           <w:trHeight w:val="624" w:hRule="atLeast"/>
+          <w:cantSplit/>
         </w:trPr>
         <w:tc>
           <w:tcPr>
